--- a/tillsyn/A 23643-2026 tillsynsbegäran.docx
+++ b/tillsyn/A 23643-2026 tillsynsbegäran.docx
@@ -398,7 +398,7 @@
     <w:r>
       <w:tab/>
       <w:tab/>
-      <w:t>2026-06-15</w:t>
+      <w:t>2026-06-16</w:t>
       <w:br/>
       <w:br/>
     </w:r>

--- a/tillsyn/A 23643-2026 tillsynsbegäran.docx
+++ b/tillsyn/A 23643-2026 tillsynsbegäran.docx
@@ -398,7 +398,7 @@
     <w:r>
       <w:tab/>
       <w:tab/>
-      <w:t>2026-06-16</w:t>
+      <w:t>2026-06-17</w:t>
       <w:br/>
       <w:br/>
     </w:r>

--- a/tillsyn/A 23643-2026 tillsynsbegäran.docx
+++ b/tillsyn/A 23643-2026 tillsynsbegäran.docx
@@ -1,6 +1,6 @@
 
 <file path=word/document.xml><?xml version="1.0" encoding="utf-8"?>
-<w:document xmlns:wpc="http://schemas.microsoft.com/office/word/2010/wordprocessingCanvas" xmlns:cx="http://schemas.microsoft.com/office/drawing/2014/chartex" xmlns:cx1="http://schemas.microsoft.com/office/drawing/2015/9/8/chartex" xmlns:cx2="http://schemas.microsoft.com/office/drawing/2015/10/21/chartex" xmlns:cx3="http://schemas.microsoft.com/office/drawing/2016/5/9/chartex" xmlns:cx4="http://schemas.microsoft.com/office/drawing/2016/5/10/chartex" xmlns:cx5="http://schemas.microsoft.com/office/drawing/2016/5/11/chartex" xmlns:cx6="http://schemas.microsoft.com/office/drawing/2016/5/12/chartex" xmlns:cx7="http://schemas.microsoft.com/office/drawing/2016/5/13/chartex" xmlns:cx8="http://schemas.microsoft.com/office/drawing/2016/5/14/chartex" xmlns:mc="http://schemas.openxmlformats.org/markup-compatibility/2006" xmlns:aink="http://schemas.microsoft.com/office/drawing/2016/ink" xmlns:am3d="http://schemas.microsoft.com/office/drawing/2017/model3d" xmlns:o="urn:schemas-microsoft-com:office:office" xmlns:oel="http://schemas.microsoft.com/office/2019/extlst" xmlns:r="http://schemas.openxmlformats.org/officeDocument/2006/relationships" xmlns:m="http://schemas.openxmlformats.org/officeDocument/2006/math" xmlns:v="urn:schemas-microsoft-com:vml" xmlns:wp14="http://schemas.microsoft.com/office/word/2010/wordprocessingDrawing" xmlns:wp="http://schemas.openxmlformats.org/drawingml/2006/wordprocessingDrawing" xmlns:w10="urn:schemas-microsoft-com:office:word" xmlns:w="http://schemas.openxmlformats.org/wordprocessingml/2006/main" xmlns:w14="http://schemas.microsoft.com/office/word/2010/wordml" xmlns:w15="http://schemas.microsoft.com/office/word/2012/wordml" xmlns:w16cex="http://schemas.microsoft.com/office/word/2018/wordml/cex" xmlns:w16cid="http://schemas.microsoft.com/office/word/2016/wordml/cid" xmlns:w16="http://schemas.microsoft.com/office/word/2018/wordml" xmlns:w16sdtdh="http://schemas.microsoft.com/office/word/2020/wordml/sdtdatahash" xmlns:w16se="http://schemas.microsoft.com/office/word/2015/wordml/symex" xmlns:wpg="http://schemas.microsoft.com/office/word/2010/wordprocessingGroup" xmlns:wpi="http://schemas.microsoft.com/office/word/2010/wordprocessingInk" xmlns:wne="http://schemas.microsoft.com/office/word/2006/wordml" xmlns:wps="http://schemas.microsoft.com/office/word/2010/wordprocessingShape" mc:Ignorable="w14 w15 w16se w16cid w16 w16cex w16sdtdh wp14">
+<w:document xmlns:wpc="http://schemas.microsoft.com/office/word/2010/wordprocessingCanvas" xmlns:cx="http://schemas.microsoft.com/office/drawing/2014/chartex" xmlns:cx1="http://schemas.microsoft.com/office/drawing/2015/9/8/chartex" xmlns:cx2="http://schemas.microsoft.com/office/drawing/2015/10/21/chartex" xmlns:cx3="http://schemas.microsoft.com/office/drawing/2016/5/9/chartex" xmlns:cx4="http://schemas.microsoft.com/office/drawing/2016/5/10/chartex" xmlns:cx5="http://schemas.microsoft.com/office/drawing/2016/5/11/chartex" xmlns:cx6="http://schemas.microsoft.com/office/drawing/2016/5/12/chartex" xmlns:cx7="http://schemas.microsoft.com/office/drawing/2016/5/13/chartex" xmlns:cx8="http://schemas.microsoft.com/office/drawing/2016/5/14/chartex" xmlns:mc="http://schemas.openxmlformats.org/markup-compatibility/2006" xmlns:aink="http://schemas.microsoft.com/office/drawing/2016/ink" xmlns:am3d="http://schemas.microsoft.com/office/drawing/2017/model3d" xmlns:o="urn:schemas-microsoft-com:office:office" xmlns:oel="http://schemas.microsoft.com/office/2019/extlst" xmlns:r="http://schemas.openxmlformats.org/officeDocument/2006/relationships" xmlns:m="http://schemas.openxmlformats.org/officeDocument/2006/math" xmlns:v="urn:schemas-microsoft-com:vml" xmlns:wp14="http://schemas.microsoft.com/office/word/2010/wordprocessingDrawing" xmlns:wp="http://schemas.openxmlformats.org/drawingml/2006/wordprocessingDrawing" xmlns:w10="urn:schemas-microsoft-com:office:word" xmlns:w="http://schemas.openxmlformats.org/wordprocessingml/2006/main" xmlns:w14="http://schemas.microsoft.com/office/word/2010/wordml" xmlns:w15="http://schemas.microsoft.com/office/word/2012/wordml" xmlns:w16cex="http://schemas.microsoft.com/office/word/2018/wordml/cex" xmlns:w16cid="http://schemas.microsoft.com/office/word/2016/wordml/cid" xmlns:w16="http://schemas.microsoft.com/office/word/2018/wordml" xmlns:w16du="http://schemas.microsoft.com/office/word/2023/wordml/word16du" xmlns:w16sdtdh="http://schemas.microsoft.com/office/word/2020/wordml/sdtdatahash" xmlns:w16sdtfl="http://schemas.microsoft.com/office/word/2024/wordml/sdtformatlock" xmlns:w16se="http://schemas.microsoft.com/office/word/2015/wordml/symex" xmlns:wpg="http://schemas.microsoft.com/office/word/2010/wordprocessingGroup" xmlns:wpi="http://schemas.microsoft.com/office/word/2010/wordprocessingInk" xmlns:wne="http://schemas.microsoft.com/office/word/2006/wordml" xmlns:wps="http://schemas.microsoft.com/office/word/2010/wordprocessingShape" mc:Ignorable="w14 w15 w16se w16cid w16 w16cex w16sdtdh w16sdtfl w16du wp14">
   <w:body>
     <w:p>
       <w:pPr>
@@ -12,35 +12,10 @@
     </w:p>
     <w:p>
       <w:r>
-        <w:t>Detta dokument behandlar höga naturvärden i avverkningsanmälan A 23643-2026 i Bergs kommun. Denna avverkningsanmälan inkom 2026-05-22 07:22:22 och omfattar 2,7 ha.</w:t>
+        <w:t>Detta dokument behandlar höga naturvärden i avverkningsanmälan A 23643-2026 i Bergs kommun som inkom 2026-05-22 och omfattar 2,7 ha.</w:t>
       </w:r>
-    </w:p>
-    <w:p>
       <w:r>
-        <w:t>Vi begär härmed att Skogsstyrelsen fattar beslut enligt miljöbalken som säkerställer att skogens höga naturvärden bevaras samt säkerställer att EU-lagstiftning efterlevs och att artskyddsbrott förhindras. Vi önskar även ta del av de ställningstaganden och beslut som myndigheterna meddelar till följd av aktuell avverkningsanmälan och föreningens inlaga (se 34 § förvaltningslagen).</w:t>
-      </w:r>
-    </w:p>
-    <w:p>
-      <w:r>
-        <w:t>Nedan beskrivs fynd av naturvårdsarter och fridlysta arter som gjorts i det avverkningsanmälda området. I BILAGA 1 finns artfakta om fridlysta arter.</w:t>
-      </w:r>
-    </w:p>
-    <w:p>
-      <w:pPr>
-        <w:pStyle w:val="Heading1"/>
-      </w:pPr>
-      <w:r>
-        <w:t>Naturvårdsarter</w:t>
-      </w:r>
-    </w:p>
-    <w:p>
-      <w:r>
-        <w:t>I avverkningsanmälan har följande 2 naturvårdsarter hittats: garnlav (NT) och lavskrika (§4). Av dessa är 1 rödlistade. För rödlistade arter har rödlistekategorin angivits inom parentes. För fridlysta arter anges även paragrafen i Artskyddsförordningen som arten är fridlyst enligt.</w:t>
-      </w:r>
-    </w:p>
-    <w:p>
-      <w:r>
-        <w:t>De påträffade naturvårdsarterna är ett tydligt kvitto på att detta rör sig om en skog med höga naturvärden. I Figur 1 visas en karta över det avverkningsanmälda området, där samtliga fyndplatser för naturvårdsarter som finns registrerade på Artportalen har markerats.</w:t>
+        <w:t xml:space="preserve"> I Figur 1 visas fyndplatser för naturvårdsarter i området, som finns registrerade på Artportalen.</w:t>
       </w:r>
     </w:p>
     <w:p>
@@ -50,7 +25,7 @@
       <w:r>
         <w:drawing>
           <wp:inline xmlns:a="http://schemas.openxmlformats.org/drawingml/2006/main" xmlns:pic="http://schemas.openxmlformats.org/drawingml/2006/picture">
-            <wp:extent cx="5486400" cy="4418105"/>
+            <wp:extent cx="5486400" cy="5639114"/>
             <wp:docPr id="1" name="Picture 1"/>
             <wp:cNvGraphicFramePr>
               <a:graphicFrameLocks noChangeAspect="1"/>
@@ -71,7 +46,7 @@
                   <pic:spPr>
                     <a:xfrm>
                       <a:off x="0" y="0"/>
-                      <a:ext cx="5486400" cy="4418105"/>
+                      <a:ext cx="5486400" cy="5639114"/>
                     </a:xfrm>
                     <a:prstGeom prst="rect"/>
                   </pic:spPr>
@@ -85,9 +60,114 @@
     <w:p>
       <w:pPr>
         <w:pStyle w:val="Caption"/>
+        <w:spacing w:after="240"/>
       </w:pPr>
       <w:r>
-        <w:t>Figur 1. Fyndplatser för naturvårdsarter i det avverkningsanmälda området (röd linje). Markörer utan svart kant är placerade på fyndplatsen. Markörer med svart kant är placerade vid sidan av fyndplatsen och har ett svart streck som visar fyndplatsens exakta position. Kartans mittpunktskoordinat är N 6952936, E 478644 i SWEREF 99 TM.</w:t>
+        <w:t>Figur 1. Fyndplatser för naturvårdsarter i och inom 6 meter från avverkningsanmälan (röd linje). Inom parentes anges rödlistekategorier, S för signalarter, Tför typiska arter och fridlysningsparagrafer i artskyddsförordningen.Markörer utan svart kant är placerade på fyndplatsen. Markörer med svart kant är placerade vid sidan av fyndplatsen och har ett svart streck som visar fyndplatsens exakta position. Kartans mittpunktskoordinat är N 6952936, E 478644 i SWEREF 99 TM.</w:t>
+      </w:r>
+    </w:p>
+    <w:p>
+      <w:r>
+        <w:t>Vi begär härmed att Skogsstyrelsen fattar beslut enligt miljöbalken som säkerställer att skogens höga naturvärden bevaras samt att EU-lagstiftning efterlevs och att artskyddsbrott förhindras.</w:t>
+      </w:r>
+    </w:p>
+    <w:p>
+      <w:r>
+        <w:t>Vi önskar även ta del av de ställningstaganden och beslut som myndigheten meddelar till följd av aktuell avverkningsanmälan och föreningens inlaga (se 34 § förvaltningslagen).</w:t>
+      </w:r>
+    </w:p>
+    <w:p>
+      <w:r>
+        <w:t>Nedan beskrivs fynd av naturvårdsarter och fridlysta arter som gjorts i det avverkningsanmälda området. I BILAGA 1 finns artfakta om fridlysta arter.</w:t>
+      </w:r>
+    </w:p>
+    <w:p>
+      <w:pPr>
+        <w:pStyle w:val="Heading1"/>
+      </w:pPr>
+      <w:r>
+        <w:t>Naturvårdsarter</w:t>
+      </w:r>
+    </w:p>
+    <w:p>
+      <w:r>
+        <w:t>I och inom 6 meter från avverkningsanmälan har följande 5 naturvårdsarter hittats: garnlav (VU, T), duvhök (NT, §4), lavskrika (NT, T, §4), vågbandad barkbock (S) och fläcknycklar (§8). Av dessa är 3 rödlistade. För rödlistade arter har rödlistekategorin angivits inom parentes. Arter som är signalarter enligt Skogsstyrelsen har markerats med (S). Typiska arter inom Natura 2000 som är kopplade till skogsekosystem har markerats med (T). För fridlysta arter anges även paragrafen i Artskyddsförordningen som arten är fridlyst enligt.</w:t>
+      </w:r>
+    </w:p>
+    <w:p>
+      <w:r>
+        <w:t>De påträffade naturvårdsarterna är ett tydligt kvitto på att det rör sig om en skog med höga naturvärden.</w:t>
+      </w:r>
+    </w:p>
+    <w:p>
+      <w:pPr>
+        <w:pStyle w:val="Heading2"/>
+      </w:pPr>
+      <w:r>
+        <w:t>Fridlysta arter</w:t>
+      </w:r>
+    </w:p>
+    <w:p>
+      <w:r>
+        <w:t>Följande fridlysta arter har sina livsmiljöer och växtplatser i den avverkningsanmälda skogen: duvhök (NT, §4), lavskrika (NT, T, §4) och fläcknycklar (§8).</w:t>
+      </w:r>
+    </w:p>
+    <w:p>
+      <w:r>
+        <w:t xml:space="preserve">Observera att medlemsländerna är skyldiga att agera i enlighet med EU:s fågeldirektiv där det uttryckligen står att direktivet gäller för fåglar samt för deras ägg, bon och </w:t>
+      </w:r>
+      <w:r>
+        <w:rPr>
+          <w:b/>
+        </w:rPr>
+        <w:t xml:space="preserve">livsmiljöer </w:t>
+      </w:r>
+      <w:r>
+        <w:t>(artikel 1). Vidare att de åtgärder som vidtas inte får leda till en försämring av den nuvarande situationen beträffande bevarandet av de fågelarter som avses i artikel 1 (artikel 13). Fågeldirektivet är styrande för tillsynsansvariga myndigheters ärendehantering, ställningstaganden och beslutsfattande.</w:t>
+      </w:r>
+    </w:p>
+    <w:p>
+      <w:r>
+        <w:rPr>
+          <w:b/>
+        </w:rPr>
+        <w:t>Duvhök (NT, §4)</w:t>
+      </w:r>
+      <w:r>
+        <w:t>, som är rödlistad som nära hotad, har minskat med 15 (0–30) % under de senaste 18 åren och minskningstakten för den svenska populationen bedöms vara nära gränsvärdet för sårbar (VU). Arten är starkt bunden till skogsmark och jagar helst inne i äldre skog. Den missgynnas av stora hyggen och täta planteringar. De gamla fåglarna är i huvudsak stationära i sina revir och boet läggs inne i tät, oftast äldre skog. Kantzoner mot öppen mark undviks och duvhöken, som är beroende av insynsskyddade boplatser, är därför känsligare för slutavverkning än flera andra rovfåglar. Friställande av boträd eller avverkning så att boplatsen blir exponerad mot öppen mark, medför att platsen överges. Eftersom duvhöken helst häckar i gammal skog, är dess häckningsplatser i princip alltid mer eller mindre hotade av skogsbruk och avverkningar (SLU Artdatabanken, 2026; Skogsstyrelsen 2016).</w:t>
+      </w:r>
+    </w:p>
+    <w:p>
+      <w:r>
+        <w:rPr>
+          <w:b/>
+        </w:rPr>
+        <w:t>Lavskrika (NT, §4)</w:t>
+      </w:r>
+      <w:r>
+        <w:t xml:space="preserve"> är rödlistad som nära hotad och fridlyst enligt 4§ artskyddsförordningen. Den har minskat med 20 (10–30) % under de senaste 15 åren och minskningstakten bedöms vara nära gränsvärdet för sårbar (VU). Lavskrikan är en mycket stationär fågel, som häckar i äldre, slutna och hänglavsrika barrskogar. Nyckelfaktorer är flerskiktad skog med rik undervegetation samt riklig förekomst av hänglavar. Reviren är livslånga med hemområden som varierar mellan 50 och 150 ha. Inom ett revir av hög kvalitet finns det som regel ett eller flera kärnområden (1–20 ha) med relativt tät flerskiktad granskog. Arten missgynnas när flerskiktad skog omförs till enskiktade bestånd och även röjning och hård gallring är starkt negativt. Lavskrikan har relativt stora hemområden och försvinner när den äldre skogen fragmenteras, särskilt allvarligt är när kärnområdena avverkas. Den försvinner successivt framför allt vid dess utbredningsgränser och populationen har minskat kontinuerligt under 2000-talet. Lavskrika är typisk art för </w:t>
+      </w:r>
+      <w:r>
+        <w:rPr>
+          <w:i/>
+        </w:rPr>
+        <w:t>9010 Taiga</w:t>
+      </w:r>
+      <w:r>
+        <w:t xml:space="preserve"> (SLU Artdatabanken, 2026; Skogsstyrelsen 2016).</w:t>
+      </w:r>
+    </w:p>
+    <w:p>
+      <w:r>
+        <w:t>I BILAGA 1 finns mer detaljerad information om ekologi samt krav på livsmiljö hos fridlysta arter.</w:t>
+      </w:r>
+    </w:p>
+    <w:p>
+      <w:pPr>
+        <w:pStyle w:val="Heading2"/>
+      </w:pPr>
+      <w:r>
+        <w:t>Övriga naturvårdsarter</w:t>
       </w:r>
     </w:p>
     <w:p>
@@ -120,55 +200,14 @@
       </w:r>
     </w:p>
     <w:p>
-      <w:pPr>
-        <w:pStyle w:val="Heading1"/>
-      </w:pPr>
-      <w:r>
-        <w:t>Fridlysta arter</w:t>
-      </w:r>
-    </w:p>
-    <w:p>
-      <w:r>
-        <w:t>Följande fridlysta arter har sina livsmiljöer och växtplatser i den avverkningsanmälda skogen: lavskrika (§4).</w:t>
-      </w:r>
-    </w:p>
-    <w:p>
-      <w:r>
-        <w:t xml:space="preserve">Observera att medlemsländerna är skyldiga att agera i enlighet med EU:s fågeldirektiv där det uttryckligen står att direktivet gäller för fåglar samt för deras ägg, bon och </w:t>
-      </w:r>
       <w:r>
         <w:rPr>
           <w:b/>
         </w:rPr>
-        <w:t xml:space="preserve">livsmiljöer </w:t>
+        <w:t xml:space="preserve">Vågbandad barkbock </w:t>
       </w:r>
       <w:r>
-        <w:t>(artikel 1). Vidare att de åtgärder som vidtas inte får leda till en försämring av den nuvarande situationen beträffande bevarandet av de fågelarter som avses i artikel 1 (artikel 13). Fågeldirektivet är styrande för tillsynsansvariga myndigheters ärendehantering, ställningstaganden och beslutsfattande.</w:t>
-      </w:r>
-    </w:p>
-    <w:p>
-      <w:r>
-        <w:rPr>
-          <w:b/>
-        </w:rPr>
-        <w:t>Lavskrika (NT, §4)</w:t>
-      </w:r>
-      <w:r>
-        <w:t xml:space="preserve"> är rödlistad som nära hotad och fridlyst enligt 4§ artskyddsförordningen. Den har minskat med 20 (10–30) % under de senaste 15 åren och minskningstakten bedöms vara nära gränsvärdet för sårbar (VU). Lavskrikan är en mycket stationär fågel, som häckar i äldre, slutna och hänglavsrika barrskogar. Nyckelfaktorer är flerskiktad skog med rik undervegetation samt riklig förekomst av hänglavar. Reviren är livslånga med hemområden som varierar mellan 50 och 150 ha. Inom ett revir av hög kvalitet finns det som regel ett eller flera kärnområden (1–20 ha) med relativt tät flerskiktad granskog. Arten missgynnas när flerskiktad skog omförs till enskiktade bestånd och även röjning och hård gallring är starkt negativt. Lavskrikan har relativt stora hemområden och försvinner när den äldre skogen fragmenteras, särskilt allvarligt är när kärnområdena avverkas. Den försvinner successivt framför allt vid dess utbredningsgränser och populationen har minskat kontinuerligt under 2000-talet. Lavskrika är typisk art för </w:t>
-      </w:r>
-      <w:r>
-        <w:rPr>
-          <w:i/>
-        </w:rPr>
-        <w:t>9010 Taiga</w:t>
-      </w:r>
-      <w:r>
-        <w:t xml:space="preserve"> (SLU Artdatabanken, 2026; Skogsstyrelsen 2016).</w:t>
-      </w:r>
-    </w:p>
-    <w:p>
-      <w:r>
-        <w:t>I BILAGA 1 finns mer detaljerad information om ekologi samt krav på livsmiljö hos fridlysta arter.</w:t>
+        <w:t>är en långhorning vars larvutveckling sker under bark på nyligen döda stående barrträd, främst gran, mer undantagsvis på tall. Främst i stående träd, särskilt gamla, långsamvuxna granar med grov bark, även i grövre grenar, stubbar eller vindfällen. Arten är starkt knuten till naturskogsliknande granskogar, och gynnas av extrema torrsomrar som försvagar träden. Arten påverkas negativt av brist på kontinuitetsskog och en minskning av populationen pågår eller förväntas ske (SLU Artdatabanken, 2025).</w:t>
       </w:r>
     </w:p>
     <w:p>
@@ -182,6 +221,70 @@
       </w:pPr>
       <w:r>
         <w:t>BILAGA 1 – Fridlysta arter</w:t>
+      </w:r>
+    </w:p>
+    <w:p>
+      <w:pPr>
+        <w:pStyle w:val="Heading1"/>
+      </w:pPr>
+      <w:r>
+        <w:t>Duvhök – ekologi samt krav på livsmiljön</w:t>
+      </w:r>
+    </w:p>
+    <w:p>
+      <w:r>
+        <w:t>Duvhök (NT, §4) är rödlistad som nära hotad och fridlyst enligt 4§ artskyddsförordningen. Arten har minskat med 15 (0–30) % under de senaste 18 åren och minskningstakten för den svenska populationen bedöms vara nära gränsvärdet för sårbar (VU). Bedömningen baseras på direkt observation, ett för arten lämpligt abundansindex och minskad geografisk utbredning och/eller försämrad habitatkvalitet (allt yngre och tätare skogar vilket försvårar för boplacering samt missgynnar jaktmöjligheterna) (SLU Artdatabanken, 2026).</w:t>
+      </w:r>
+    </w:p>
+    <w:p>
+      <w:r>
+        <w:t>Duvhöken är starkt bunden till skogsmark, såväl för häckning som födosök. Den påträffas oftast i större skogsområden med äldre skog, men kan ibland även häcka i dungar i områden dominerade av öppen mark. De gamla fåglarna är i huvudsak stationära i sina revir. Duvhöken jagar helst inne i äldre skog och missgynnas av stora hyggen och täta planteringar (Skogsstyrelsen, 2016).</w:t>
+      </w:r>
+    </w:p>
+    <w:p>
+      <w:r>
+        <w:t>Boet läggs inne i tät, oftast äldre skog. Kantzoner mot öppen mark undviks och duvhöken är därför känsligare för slutavverkning än flera andra rovfåglar. Boträdet måste vara grovgrenigt och är oftast en äldre gran eller tall, i sydligaste Sverige är bok vanligt. Duvhöken är beroende av insynsskyddade boplatser. Friställande av boträd eller avverkning så att boplatsen är exponerad mot öppen mark, medför att platsen överges. Samma bo kan användas flera år i rad, men likt andra rovfåglar har den normalt ett eller flera alternativa bon (Skogsstyrelsen, 2016). Eftersom duvhöken helst häckar i gammal skog, är dess häckningsplatser i princip alltid mer eller mindre hotade av skogsbruk och avverkningar (SLU Artdatabanken, 2026).</w:t>
+      </w:r>
+    </w:p>
+    <w:p>
+      <w:r>
+        <w:t>Den viktigaste begränsande faktorn för duvhökspopulationen i stort är födan och ett allvarligare problem är därför den av skogsbruket orsakade storskaliga omvandlingen och utarmningen av skogslandskapet, som kan påverka såväl duvhökens möjlighet att jaga som förekomsten av viktiga byten. Duvhökens jaktteknik gör den beroende av landskapets utformning och sammansättning och dess preferens för gammal skog tyder på att den är anpassad till att jaga i skog som är “lagom” tät. I öppnare biotoper, till exempel hyggen, kommer dess jaktteknik inte till sin rätt och i tätare biotoper, t.ex. ungskogar, har den relativt stora duvhöken svårt att manövrera (SLU Artdatabanken, 2026).</w:t>
+      </w:r>
+    </w:p>
+    <w:p>
+      <w:pPr>
+        <w:pStyle w:val="Heading2"/>
+      </w:pPr>
+      <w:r>
+        <w:t>Referenser – duvhök</w:t>
+      </w:r>
+    </w:p>
+    <w:p>
+      <w:r>
+        <w:t xml:space="preserve">Skogsstyrelsen, 2016. </w:t>
+      </w:r>
+      <w:r>
+        <w:rPr>
+          <w:i/>
+        </w:rPr>
+        <w:t xml:space="preserve">Duvhök – Vägledning för hänsyn till fåglar. </w:t>
+      </w:r>
+      <w:r>
+        <w:t>https://www.skogsstyrelsen.se/globalassets/lag-och-tillsyn/artskydd/vagledningar-for-hansyn-till-faglar/duvhok-vagledning-hansyn2.pdf</w:t>
+      </w:r>
+    </w:p>
+    <w:p>
+      <w:r>
+        <w:t xml:space="preserve">SLU Artdatabanken, 2026. </w:t>
+      </w:r>
+      <w:r>
+        <w:rPr>
+          <w:i/>
+        </w:rPr>
+        <w:t xml:space="preserve">Artfaktablad. Naturvård – artfakta. </w:t>
+      </w:r>
+      <w:r>
+        <w:t>SLU Artdatabanken, Uppsala</w:t>
       </w:r>
     </w:p>
     <w:p>
@@ -288,7 +391,7 @@
 </file>
 
 <file path=word/endnotes.xml><?xml version="1.0" encoding="utf-8"?>
-<w:endnotes xmlns:wpc="http://schemas.microsoft.com/office/word/2010/wordprocessingCanvas" xmlns:cx="http://schemas.microsoft.com/office/drawing/2014/chartex" xmlns:cx1="http://schemas.microsoft.com/office/drawing/2015/9/8/chartex" xmlns:cx2="http://schemas.microsoft.com/office/drawing/2015/10/21/chartex" xmlns:cx3="http://schemas.microsoft.com/office/drawing/2016/5/9/chartex" xmlns:cx4="http://schemas.microsoft.com/office/drawing/2016/5/10/chartex" xmlns:cx5="http://schemas.microsoft.com/office/drawing/2016/5/11/chartex" xmlns:cx6="http://schemas.microsoft.com/office/drawing/2016/5/12/chartex" xmlns:cx7="http://schemas.microsoft.com/office/drawing/2016/5/13/chartex" xmlns:cx8="http://schemas.microsoft.com/office/drawing/2016/5/14/chartex" xmlns:mc="http://schemas.openxmlformats.org/markup-compatibility/2006" xmlns:aink="http://schemas.microsoft.com/office/drawing/2016/ink" xmlns:am3d="http://schemas.microsoft.com/office/drawing/2017/model3d" xmlns:o="urn:schemas-microsoft-com:office:office" xmlns:oel="http://schemas.microsoft.com/office/2019/extlst" xmlns:r="http://schemas.openxmlformats.org/officeDocument/2006/relationships" xmlns:m="http://schemas.openxmlformats.org/officeDocument/2006/math" xmlns:v="urn:schemas-microsoft-com:vml" xmlns:wp14="http://schemas.microsoft.com/office/word/2010/wordprocessingDrawing" xmlns:wp="http://schemas.openxmlformats.org/drawingml/2006/wordprocessingDrawing" xmlns:w10="urn:schemas-microsoft-com:office:word" xmlns:w="http://schemas.openxmlformats.org/wordprocessingml/2006/main" xmlns:w14="http://schemas.microsoft.com/office/word/2010/wordml" xmlns:w15="http://schemas.microsoft.com/office/word/2012/wordml" xmlns:w16cex="http://schemas.microsoft.com/office/word/2018/wordml/cex" xmlns:w16cid="http://schemas.microsoft.com/office/word/2016/wordml/cid" xmlns:w16="http://schemas.microsoft.com/office/word/2018/wordml" xmlns:w16sdtdh="http://schemas.microsoft.com/office/word/2020/wordml/sdtdatahash" xmlns:w16se="http://schemas.microsoft.com/office/word/2015/wordml/symex" xmlns:wpg="http://schemas.microsoft.com/office/word/2010/wordprocessingGroup" xmlns:wpi="http://schemas.microsoft.com/office/word/2010/wordprocessingInk" xmlns:wne="http://schemas.microsoft.com/office/word/2006/wordml" xmlns:wps="http://schemas.microsoft.com/office/word/2010/wordprocessingShape" mc:Ignorable="w14 w15 w16se w16cid w16 w16cex w16sdtdh wp14">
+<w:endnotes xmlns:wpc="http://schemas.microsoft.com/office/word/2010/wordprocessingCanvas" xmlns:cx="http://schemas.microsoft.com/office/drawing/2014/chartex" xmlns:cx1="http://schemas.microsoft.com/office/drawing/2015/9/8/chartex" xmlns:cx2="http://schemas.microsoft.com/office/drawing/2015/10/21/chartex" xmlns:cx3="http://schemas.microsoft.com/office/drawing/2016/5/9/chartex" xmlns:cx4="http://schemas.microsoft.com/office/drawing/2016/5/10/chartex" xmlns:cx5="http://schemas.microsoft.com/office/drawing/2016/5/11/chartex" xmlns:cx6="http://schemas.microsoft.com/office/drawing/2016/5/12/chartex" xmlns:cx7="http://schemas.microsoft.com/office/drawing/2016/5/13/chartex" xmlns:cx8="http://schemas.microsoft.com/office/drawing/2016/5/14/chartex" xmlns:mc="http://schemas.openxmlformats.org/markup-compatibility/2006" xmlns:aink="http://schemas.microsoft.com/office/drawing/2016/ink" xmlns:am3d="http://schemas.microsoft.com/office/drawing/2017/model3d" xmlns:o="urn:schemas-microsoft-com:office:office" xmlns:oel="http://schemas.microsoft.com/office/2019/extlst" xmlns:r="http://schemas.openxmlformats.org/officeDocument/2006/relationships" xmlns:m="http://schemas.openxmlformats.org/officeDocument/2006/math" xmlns:v="urn:schemas-microsoft-com:vml" xmlns:wp14="http://schemas.microsoft.com/office/word/2010/wordprocessingDrawing" xmlns:wp="http://schemas.openxmlformats.org/drawingml/2006/wordprocessingDrawing" xmlns:w10="urn:schemas-microsoft-com:office:word" xmlns:w="http://schemas.openxmlformats.org/wordprocessingml/2006/main" xmlns:w14="http://schemas.microsoft.com/office/word/2010/wordml" xmlns:w15="http://schemas.microsoft.com/office/word/2012/wordml" xmlns:w16cex="http://schemas.microsoft.com/office/word/2018/wordml/cex" xmlns:w16cid="http://schemas.microsoft.com/office/word/2016/wordml/cid" xmlns:w16="http://schemas.microsoft.com/office/word/2018/wordml" xmlns:w16du="http://schemas.microsoft.com/office/word/2023/wordml/word16du" xmlns:w16sdtdh="http://schemas.microsoft.com/office/word/2020/wordml/sdtdatahash" xmlns:w16sdtfl="http://schemas.microsoft.com/office/word/2024/wordml/sdtformatlock" xmlns:w16se="http://schemas.microsoft.com/office/word/2015/wordml/symex" xmlns:wpg="http://schemas.microsoft.com/office/word/2010/wordprocessingGroup" xmlns:wpi="http://schemas.microsoft.com/office/word/2010/wordprocessingInk" xmlns:wne="http://schemas.microsoft.com/office/word/2006/wordml" xmlns:wps="http://schemas.microsoft.com/office/word/2010/wordprocessingShape" mc:Ignorable="w14 w15 w16se w16cid w16 w16cex w16sdtdh w16sdtfl w16du wp14">
   <w:endnote w:type="separator" w:id="-1">
     <w:p>
       <w:pPr>
@@ -313,7 +416,7 @@
 </file>
 
 <file path=word/footer1.xml><?xml version="1.0" encoding="utf-8"?>
-<w:ftr xmlns:wpc="http://schemas.microsoft.com/office/word/2010/wordprocessingCanvas" xmlns:cx="http://schemas.microsoft.com/office/drawing/2014/chartex" xmlns:cx1="http://schemas.microsoft.com/office/drawing/2015/9/8/chartex" xmlns:cx2="http://schemas.microsoft.com/office/drawing/2015/10/21/chartex" xmlns:cx3="http://schemas.microsoft.com/office/drawing/2016/5/9/chartex" xmlns:cx4="http://schemas.microsoft.com/office/drawing/2016/5/10/chartex" xmlns:cx5="http://schemas.microsoft.com/office/drawing/2016/5/11/chartex" xmlns:cx6="http://schemas.microsoft.com/office/drawing/2016/5/12/chartex" xmlns:cx7="http://schemas.microsoft.com/office/drawing/2016/5/13/chartex" xmlns:cx8="http://schemas.microsoft.com/office/drawing/2016/5/14/chartex" xmlns:mc="http://schemas.openxmlformats.org/markup-compatibility/2006" xmlns:aink="http://schemas.microsoft.com/office/drawing/2016/ink" xmlns:am3d="http://schemas.microsoft.com/office/drawing/2017/model3d" xmlns:o="urn:schemas-microsoft-com:office:office" xmlns:oel="http://schemas.microsoft.com/office/2019/extlst" xmlns:r="http://schemas.openxmlformats.org/officeDocument/2006/relationships" xmlns:m="http://schemas.openxmlformats.org/officeDocument/2006/math" xmlns:v="urn:schemas-microsoft-com:vml" xmlns:wp14="http://schemas.microsoft.com/office/word/2010/wordprocessingDrawing" xmlns:wp="http://schemas.openxmlformats.org/drawingml/2006/wordprocessingDrawing" xmlns:w10="urn:schemas-microsoft-com:office:word" xmlns:w="http://schemas.openxmlformats.org/wordprocessingml/2006/main" xmlns:w14="http://schemas.microsoft.com/office/word/2010/wordml" xmlns:w15="http://schemas.microsoft.com/office/word/2012/wordml" xmlns:w16cex="http://schemas.microsoft.com/office/word/2018/wordml/cex" xmlns:w16cid="http://schemas.microsoft.com/office/word/2016/wordml/cid" xmlns:w16="http://schemas.microsoft.com/office/word/2018/wordml" xmlns:w16sdtdh="http://schemas.microsoft.com/office/word/2020/wordml/sdtdatahash" xmlns:w16se="http://schemas.microsoft.com/office/word/2015/wordml/symex" xmlns:wpg="http://schemas.microsoft.com/office/word/2010/wordprocessingGroup" xmlns:wpi="http://schemas.microsoft.com/office/word/2010/wordprocessingInk" xmlns:wne="http://schemas.microsoft.com/office/word/2006/wordml" xmlns:wps="http://schemas.microsoft.com/office/word/2010/wordprocessingShape" mc:Ignorable="w14 w15 w16se w16cid w16 w16cex w16sdtdh wp14">
+<w:ftr xmlns:wpc="http://schemas.microsoft.com/office/word/2010/wordprocessingCanvas" xmlns:cx="http://schemas.microsoft.com/office/drawing/2014/chartex" xmlns:cx1="http://schemas.microsoft.com/office/drawing/2015/9/8/chartex" xmlns:cx2="http://schemas.microsoft.com/office/drawing/2015/10/21/chartex" xmlns:cx3="http://schemas.microsoft.com/office/drawing/2016/5/9/chartex" xmlns:cx4="http://schemas.microsoft.com/office/drawing/2016/5/10/chartex" xmlns:cx5="http://schemas.microsoft.com/office/drawing/2016/5/11/chartex" xmlns:cx6="http://schemas.microsoft.com/office/drawing/2016/5/12/chartex" xmlns:cx7="http://schemas.microsoft.com/office/drawing/2016/5/13/chartex" xmlns:cx8="http://schemas.microsoft.com/office/drawing/2016/5/14/chartex" xmlns:mc="http://schemas.openxmlformats.org/markup-compatibility/2006" xmlns:aink="http://schemas.microsoft.com/office/drawing/2016/ink" xmlns:am3d="http://schemas.microsoft.com/office/drawing/2017/model3d" xmlns:o="urn:schemas-microsoft-com:office:office" xmlns:oel="http://schemas.microsoft.com/office/2019/extlst" xmlns:r="http://schemas.openxmlformats.org/officeDocument/2006/relationships" xmlns:m="http://schemas.openxmlformats.org/officeDocument/2006/math" xmlns:v="urn:schemas-microsoft-com:vml" xmlns:wp14="http://schemas.microsoft.com/office/word/2010/wordprocessingDrawing" xmlns:wp="http://schemas.openxmlformats.org/drawingml/2006/wordprocessingDrawing" xmlns:w10="urn:schemas-microsoft-com:office:word" xmlns:w="http://schemas.openxmlformats.org/wordprocessingml/2006/main" xmlns:w14="http://schemas.microsoft.com/office/word/2010/wordml" xmlns:w15="http://schemas.microsoft.com/office/word/2012/wordml" xmlns:w16cex="http://schemas.microsoft.com/office/word/2018/wordml/cex" xmlns:w16cid="http://schemas.microsoft.com/office/word/2016/wordml/cid" xmlns:w16="http://schemas.microsoft.com/office/word/2018/wordml" xmlns:w16du="http://schemas.microsoft.com/office/word/2023/wordml/word16du" xmlns:w16sdtdh="http://schemas.microsoft.com/office/word/2020/wordml/sdtdatahash" xmlns:w16sdtfl="http://schemas.microsoft.com/office/word/2024/wordml/sdtformatlock" xmlns:w16se="http://schemas.microsoft.com/office/word/2015/wordml/symex" xmlns:wpg="http://schemas.microsoft.com/office/word/2010/wordprocessingGroup" xmlns:wpi="http://schemas.microsoft.com/office/word/2010/wordprocessingInk" xmlns:wne="http://schemas.microsoft.com/office/word/2006/wordml" xmlns:wps="http://schemas.microsoft.com/office/word/2010/wordprocessingShape" mc:Ignorable="w14 w15 w16se w16cid w16 w16cex w16sdtdh w16sdtfl w16du wp14">
   <w:p>
     <w:pPr>
       <w:pStyle w:val="Footer"/>
@@ -323,7 +426,7 @@
 </file>
 
 <file path=word/footer2.xml><?xml version="1.0" encoding="utf-8"?>
-<w:ftr xmlns:wpc="http://schemas.microsoft.com/office/word/2010/wordprocessingCanvas" xmlns:cx="http://schemas.microsoft.com/office/drawing/2014/chartex" xmlns:cx1="http://schemas.microsoft.com/office/drawing/2015/9/8/chartex" xmlns:cx2="http://schemas.microsoft.com/office/drawing/2015/10/21/chartex" xmlns:cx3="http://schemas.microsoft.com/office/drawing/2016/5/9/chartex" xmlns:cx4="http://schemas.microsoft.com/office/drawing/2016/5/10/chartex" xmlns:cx5="http://schemas.microsoft.com/office/drawing/2016/5/11/chartex" xmlns:cx6="http://schemas.microsoft.com/office/drawing/2016/5/12/chartex" xmlns:cx7="http://schemas.microsoft.com/office/drawing/2016/5/13/chartex" xmlns:cx8="http://schemas.microsoft.com/office/drawing/2016/5/14/chartex" xmlns:mc="http://schemas.openxmlformats.org/markup-compatibility/2006" xmlns:aink="http://schemas.microsoft.com/office/drawing/2016/ink" xmlns:am3d="http://schemas.microsoft.com/office/drawing/2017/model3d" xmlns:o="urn:schemas-microsoft-com:office:office" xmlns:oel="http://schemas.microsoft.com/office/2019/extlst" xmlns:r="http://schemas.openxmlformats.org/officeDocument/2006/relationships" xmlns:m="http://schemas.openxmlformats.org/officeDocument/2006/math" xmlns:v="urn:schemas-microsoft-com:vml" xmlns:wp14="http://schemas.microsoft.com/office/word/2010/wordprocessingDrawing" xmlns:wp="http://schemas.openxmlformats.org/drawingml/2006/wordprocessingDrawing" xmlns:w10="urn:schemas-microsoft-com:office:word" xmlns:w="http://schemas.openxmlformats.org/wordprocessingml/2006/main" xmlns:w14="http://schemas.microsoft.com/office/word/2010/wordml" xmlns:w15="http://schemas.microsoft.com/office/word/2012/wordml" xmlns:w16cex="http://schemas.microsoft.com/office/word/2018/wordml/cex" xmlns:w16cid="http://schemas.microsoft.com/office/word/2016/wordml/cid" xmlns:w16="http://schemas.microsoft.com/office/word/2018/wordml" xmlns:w16sdtdh="http://schemas.microsoft.com/office/word/2020/wordml/sdtdatahash" xmlns:w16se="http://schemas.microsoft.com/office/word/2015/wordml/symex" xmlns:wpg="http://schemas.microsoft.com/office/word/2010/wordprocessingGroup" xmlns:wpi="http://schemas.microsoft.com/office/word/2010/wordprocessingInk" xmlns:wne="http://schemas.microsoft.com/office/word/2006/wordml" xmlns:wps="http://schemas.microsoft.com/office/word/2010/wordprocessingShape" mc:Ignorable="w14 w15 w16se w16cid w16 w16cex w16sdtdh wp14">
+<w:ftr xmlns:wpc="http://schemas.microsoft.com/office/word/2010/wordprocessingCanvas" xmlns:cx="http://schemas.microsoft.com/office/drawing/2014/chartex" xmlns:cx1="http://schemas.microsoft.com/office/drawing/2015/9/8/chartex" xmlns:cx2="http://schemas.microsoft.com/office/drawing/2015/10/21/chartex" xmlns:cx3="http://schemas.microsoft.com/office/drawing/2016/5/9/chartex" xmlns:cx4="http://schemas.microsoft.com/office/drawing/2016/5/10/chartex" xmlns:cx5="http://schemas.microsoft.com/office/drawing/2016/5/11/chartex" xmlns:cx6="http://schemas.microsoft.com/office/drawing/2016/5/12/chartex" xmlns:cx7="http://schemas.microsoft.com/office/drawing/2016/5/13/chartex" xmlns:cx8="http://schemas.microsoft.com/office/drawing/2016/5/14/chartex" xmlns:mc="http://schemas.openxmlformats.org/markup-compatibility/2006" xmlns:aink="http://schemas.microsoft.com/office/drawing/2016/ink" xmlns:am3d="http://schemas.microsoft.com/office/drawing/2017/model3d" xmlns:o="urn:schemas-microsoft-com:office:office" xmlns:oel="http://schemas.microsoft.com/office/2019/extlst" xmlns:r="http://schemas.openxmlformats.org/officeDocument/2006/relationships" xmlns:m="http://schemas.openxmlformats.org/officeDocument/2006/math" xmlns:v="urn:schemas-microsoft-com:vml" xmlns:wp14="http://schemas.microsoft.com/office/word/2010/wordprocessingDrawing" xmlns:wp="http://schemas.openxmlformats.org/drawingml/2006/wordprocessingDrawing" xmlns:w10="urn:schemas-microsoft-com:office:word" xmlns:w="http://schemas.openxmlformats.org/wordprocessingml/2006/main" xmlns:w14="http://schemas.microsoft.com/office/word/2010/wordml" xmlns:w15="http://schemas.microsoft.com/office/word/2012/wordml" xmlns:w16cex="http://schemas.microsoft.com/office/word/2018/wordml/cex" xmlns:w16cid="http://schemas.microsoft.com/office/word/2016/wordml/cid" xmlns:w16="http://schemas.microsoft.com/office/word/2018/wordml" xmlns:w16du="http://schemas.microsoft.com/office/word/2023/wordml/word16du" xmlns:w16sdtdh="http://schemas.microsoft.com/office/word/2020/wordml/sdtdatahash" xmlns:w16sdtfl="http://schemas.microsoft.com/office/word/2024/wordml/sdtformatlock" xmlns:w16se="http://schemas.microsoft.com/office/word/2015/wordml/symex" xmlns:wpg="http://schemas.microsoft.com/office/word/2010/wordprocessingGroup" xmlns:wpi="http://schemas.microsoft.com/office/word/2010/wordprocessingInk" xmlns:wne="http://schemas.microsoft.com/office/word/2006/wordml" xmlns:wps="http://schemas.microsoft.com/office/word/2010/wordprocessingShape" mc:Ignorable="w14 w15 w16se w16cid w16 w16cex w16sdtdh w16sdtfl w16du wp14">
   <w:p>
     <w:pPr>
       <w:pStyle w:val="Footer"/>
@@ -333,7 +436,7 @@
 </file>
 
 <file path=word/footer3.xml><?xml version="1.0" encoding="utf-8"?>
-<w:ftr xmlns:wpc="http://schemas.microsoft.com/office/word/2010/wordprocessingCanvas" xmlns:cx="http://schemas.microsoft.com/office/drawing/2014/chartex" xmlns:cx1="http://schemas.microsoft.com/office/drawing/2015/9/8/chartex" xmlns:cx2="http://schemas.microsoft.com/office/drawing/2015/10/21/chartex" xmlns:cx3="http://schemas.microsoft.com/office/drawing/2016/5/9/chartex" xmlns:cx4="http://schemas.microsoft.com/office/drawing/2016/5/10/chartex" xmlns:cx5="http://schemas.microsoft.com/office/drawing/2016/5/11/chartex" xmlns:cx6="http://schemas.microsoft.com/office/drawing/2016/5/12/chartex" xmlns:cx7="http://schemas.microsoft.com/office/drawing/2016/5/13/chartex" xmlns:cx8="http://schemas.microsoft.com/office/drawing/2016/5/14/chartex" xmlns:mc="http://schemas.openxmlformats.org/markup-compatibility/2006" xmlns:aink="http://schemas.microsoft.com/office/drawing/2016/ink" xmlns:am3d="http://schemas.microsoft.com/office/drawing/2017/model3d" xmlns:o="urn:schemas-microsoft-com:office:office" xmlns:oel="http://schemas.microsoft.com/office/2019/extlst" xmlns:r="http://schemas.openxmlformats.org/officeDocument/2006/relationships" xmlns:m="http://schemas.openxmlformats.org/officeDocument/2006/math" xmlns:v="urn:schemas-microsoft-com:vml" xmlns:wp14="http://schemas.microsoft.com/office/word/2010/wordprocessingDrawing" xmlns:wp="http://schemas.openxmlformats.org/drawingml/2006/wordprocessingDrawing" xmlns:w10="urn:schemas-microsoft-com:office:word" xmlns:w="http://schemas.openxmlformats.org/wordprocessingml/2006/main" xmlns:w14="http://schemas.microsoft.com/office/word/2010/wordml" xmlns:w15="http://schemas.microsoft.com/office/word/2012/wordml" xmlns:w16cex="http://schemas.microsoft.com/office/word/2018/wordml/cex" xmlns:w16cid="http://schemas.microsoft.com/office/word/2016/wordml/cid" xmlns:w16="http://schemas.microsoft.com/office/word/2018/wordml" xmlns:w16sdtdh="http://schemas.microsoft.com/office/word/2020/wordml/sdtdatahash" xmlns:w16se="http://schemas.microsoft.com/office/word/2015/wordml/symex" xmlns:wpg="http://schemas.microsoft.com/office/word/2010/wordprocessingGroup" xmlns:wpi="http://schemas.microsoft.com/office/word/2010/wordprocessingInk" xmlns:wne="http://schemas.microsoft.com/office/word/2006/wordml" xmlns:wps="http://schemas.microsoft.com/office/word/2010/wordprocessingShape" mc:Ignorable="w14 w15 w16se w16cid w16 w16cex w16sdtdh wp14">
+<w:ftr xmlns:wpc="http://schemas.microsoft.com/office/word/2010/wordprocessingCanvas" xmlns:cx="http://schemas.microsoft.com/office/drawing/2014/chartex" xmlns:cx1="http://schemas.microsoft.com/office/drawing/2015/9/8/chartex" xmlns:cx2="http://schemas.microsoft.com/office/drawing/2015/10/21/chartex" xmlns:cx3="http://schemas.microsoft.com/office/drawing/2016/5/9/chartex" xmlns:cx4="http://schemas.microsoft.com/office/drawing/2016/5/10/chartex" xmlns:cx5="http://schemas.microsoft.com/office/drawing/2016/5/11/chartex" xmlns:cx6="http://schemas.microsoft.com/office/drawing/2016/5/12/chartex" xmlns:cx7="http://schemas.microsoft.com/office/drawing/2016/5/13/chartex" xmlns:cx8="http://schemas.microsoft.com/office/drawing/2016/5/14/chartex" xmlns:mc="http://schemas.openxmlformats.org/markup-compatibility/2006" xmlns:aink="http://schemas.microsoft.com/office/drawing/2016/ink" xmlns:am3d="http://schemas.microsoft.com/office/drawing/2017/model3d" xmlns:o="urn:schemas-microsoft-com:office:office" xmlns:oel="http://schemas.microsoft.com/office/2019/extlst" xmlns:r="http://schemas.openxmlformats.org/officeDocument/2006/relationships" xmlns:m="http://schemas.openxmlformats.org/officeDocument/2006/math" xmlns:v="urn:schemas-microsoft-com:vml" xmlns:wp14="http://schemas.microsoft.com/office/word/2010/wordprocessingDrawing" xmlns:wp="http://schemas.openxmlformats.org/drawingml/2006/wordprocessingDrawing" xmlns:w10="urn:schemas-microsoft-com:office:word" xmlns:w="http://schemas.openxmlformats.org/wordprocessingml/2006/main" xmlns:w14="http://schemas.microsoft.com/office/word/2010/wordml" xmlns:w15="http://schemas.microsoft.com/office/word/2012/wordml" xmlns:w16cex="http://schemas.microsoft.com/office/word/2018/wordml/cex" xmlns:w16cid="http://schemas.microsoft.com/office/word/2016/wordml/cid" xmlns:w16="http://schemas.microsoft.com/office/word/2018/wordml" xmlns:w16du="http://schemas.microsoft.com/office/word/2023/wordml/word16du" xmlns:w16sdtdh="http://schemas.microsoft.com/office/word/2020/wordml/sdtdatahash" xmlns:w16sdtfl="http://schemas.microsoft.com/office/word/2024/wordml/sdtformatlock" xmlns:w16se="http://schemas.microsoft.com/office/word/2015/wordml/symex" xmlns:wpg="http://schemas.microsoft.com/office/word/2010/wordprocessingGroup" xmlns:wpi="http://schemas.microsoft.com/office/word/2010/wordprocessingInk" xmlns:wne="http://schemas.microsoft.com/office/word/2006/wordml" xmlns:wps="http://schemas.microsoft.com/office/word/2010/wordprocessingShape" mc:Ignorable="w14 w15 w16se w16cid w16 w16cex w16sdtdh w16sdtfl w16du wp14">
   <w:p>
     <w:pPr>
       <w:pStyle w:val="Footer"/>
@@ -343,7 +446,7 @@
 </file>
 
 <file path=word/footnotes.xml><?xml version="1.0" encoding="utf-8"?>
-<w:footnotes xmlns:wpc="http://schemas.microsoft.com/office/word/2010/wordprocessingCanvas" xmlns:cx="http://schemas.microsoft.com/office/drawing/2014/chartex" xmlns:cx1="http://schemas.microsoft.com/office/drawing/2015/9/8/chartex" xmlns:cx2="http://schemas.microsoft.com/office/drawing/2015/10/21/chartex" xmlns:cx3="http://schemas.microsoft.com/office/drawing/2016/5/9/chartex" xmlns:cx4="http://schemas.microsoft.com/office/drawing/2016/5/10/chartex" xmlns:cx5="http://schemas.microsoft.com/office/drawing/2016/5/11/chartex" xmlns:cx6="http://schemas.microsoft.com/office/drawing/2016/5/12/chartex" xmlns:cx7="http://schemas.microsoft.com/office/drawing/2016/5/13/chartex" xmlns:cx8="http://schemas.microsoft.com/office/drawing/2016/5/14/chartex" xmlns:mc="http://schemas.openxmlformats.org/markup-compatibility/2006" xmlns:aink="http://schemas.microsoft.com/office/drawing/2016/ink" xmlns:am3d="http://schemas.microsoft.com/office/drawing/2017/model3d" xmlns:o="urn:schemas-microsoft-com:office:office" xmlns:oel="http://schemas.microsoft.com/office/2019/extlst" xmlns:r="http://schemas.openxmlformats.org/officeDocument/2006/relationships" xmlns:m="http://schemas.openxmlformats.org/officeDocument/2006/math" xmlns:v="urn:schemas-microsoft-com:vml" xmlns:wp14="http://schemas.microsoft.com/office/word/2010/wordprocessingDrawing" xmlns:wp="http://schemas.openxmlformats.org/drawingml/2006/wordprocessingDrawing" xmlns:w10="urn:schemas-microsoft-com:office:word" xmlns:w="http://schemas.openxmlformats.org/wordprocessingml/2006/main" xmlns:w14="http://schemas.microsoft.com/office/word/2010/wordml" xmlns:w15="http://schemas.microsoft.com/office/word/2012/wordml" xmlns:w16cex="http://schemas.microsoft.com/office/word/2018/wordml/cex" xmlns:w16cid="http://schemas.microsoft.com/office/word/2016/wordml/cid" xmlns:w16="http://schemas.microsoft.com/office/word/2018/wordml" xmlns:w16sdtdh="http://schemas.microsoft.com/office/word/2020/wordml/sdtdatahash" xmlns:w16se="http://schemas.microsoft.com/office/word/2015/wordml/symex" xmlns:wpg="http://schemas.microsoft.com/office/word/2010/wordprocessingGroup" xmlns:wpi="http://schemas.microsoft.com/office/word/2010/wordprocessingInk" xmlns:wne="http://schemas.microsoft.com/office/word/2006/wordml" xmlns:wps="http://schemas.microsoft.com/office/word/2010/wordprocessingShape" mc:Ignorable="w14 w15 w16se w16cid w16 w16cex w16sdtdh wp14">
+<w:footnotes xmlns:wpc="http://schemas.microsoft.com/office/word/2010/wordprocessingCanvas" xmlns:cx="http://schemas.microsoft.com/office/drawing/2014/chartex" xmlns:cx1="http://schemas.microsoft.com/office/drawing/2015/9/8/chartex" xmlns:cx2="http://schemas.microsoft.com/office/drawing/2015/10/21/chartex" xmlns:cx3="http://schemas.microsoft.com/office/drawing/2016/5/9/chartex" xmlns:cx4="http://schemas.microsoft.com/office/drawing/2016/5/10/chartex" xmlns:cx5="http://schemas.microsoft.com/office/drawing/2016/5/11/chartex" xmlns:cx6="http://schemas.microsoft.com/office/drawing/2016/5/12/chartex" xmlns:cx7="http://schemas.microsoft.com/office/drawing/2016/5/13/chartex" xmlns:cx8="http://schemas.microsoft.com/office/drawing/2016/5/14/chartex" xmlns:mc="http://schemas.openxmlformats.org/markup-compatibility/2006" xmlns:aink="http://schemas.microsoft.com/office/drawing/2016/ink" xmlns:am3d="http://schemas.microsoft.com/office/drawing/2017/model3d" xmlns:o="urn:schemas-microsoft-com:office:office" xmlns:oel="http://schemas.microsoft.com/office/2019/extlst" xmlns:r="http://schemas.openxmlformats.org/officeDocument/2006/relationships" xmlns:m="http://schemas.openxmlformats.org/officeDocument/2006/math" xmlns:v="urn:schemas-microsoft-com:vml" xmlns:wp14="http://schemas.microsoft.com/office/word/2010/wordprocessingDrawing" xmlns:wp="http://schemas.openxmlformats.org/drawingml/2006/wordprocessingDrawing" xmlns:w10="urn:schemas-microsoft-com:office:word" xmlns:w="http://schemas.openxmlformats.org/wordprocessingml/2006/main" xmlns:w14="http://schemas.microsoft.com/office/word/2010/wordml" xmlns:w15="http://schemas.microsoft.com/office/word/2012/wordml" xmlns:w16cex="http://schemas.microsoft.com/office/word/2018/wordml/cex" xmlns:w16cid="http://schemas.microsoft.com/office/word/2016/wordml/cid" xmlns:w16="http://schemas.microsoft.com/office/word/2018/wordml" xmlns:w16du="http://schemas.microsoft.com/office/word/2023/wordml/word16du" xmlns:w16sdtdh="http://schemas.microsoft.com/office/word/2020/wordml/sdtdatahash" xmlns:w16sdtfl="http://schemas.microsoft.com/office/word/2024/wordml/sdtformatlock" xmlns:w16se="http://schemas.microsoft.com/office/word/2015/wordml/symex" xmlns:wpg="http://schemas.microsoft.com/office/word/2010/wordprocessingGroup" xmlns:wpi="http://schemas.microsoft.com/office/word/2010/wordprocessingInk" xmlns:wne="http://schemas.microsoft.com/office/word/2006/wordml" xmlns:wps="http://schemas.microsoft.com/office/word/2010/wordprocessingShape" mc:Ignorable="w14 w15 w16se w16cid w16 w16cex w16sdtdh w16sdtfl w16du wp14">
   <w:footnote w:type="separator" w:id="-1">
     <w:p>
       <w:pPr>
@@ -368,7 +471,7 @@
 </file>
 
 <file path=word/header1.xml><?xml version="1.0" encoding="utf-8"?>
-<w:hdr xmlns:wpc="http://schemas.microsoft.com/office/word/2010/wordprocessingCanvas" xmlns:cx="http://schemas.microsoft.com/office/drawing/2014/chartex" xmlns:cx1="http://schemas.microsoft.com/office/drawing/2015/9/8/chartex" xmlns:cx2="http://schemas.microsoft.com/office/drawing/2015/10/21/chartex" xmlns:cx3="http://schemas.microsoft.com/office/drawing/2016/5/9/chartex" xmlns:cx4="http://schemas.microsoft.com/office/drawing/2016/5/10/chartex" xmlns:cx5="http://schemas.microsoft.com/office/drawing/2016/5/11/chartex" xmlns:cx6="http://schemas.microsoft.com/office/drawing/2016/5/12/chartex" xmlns:cx7="http://schemas.microsoft.com/office/drawing/2016/5/13/chartex" xmlns:cx8="http://schemas.microsoft.com/office/drawing/2016/5/14/chartex" xmlns:mc="http://schemas.openxmlformats.org/markup-compatibility/2006" xmlns:aink="http://schemas.microsoft.com/office/drawing/2016/ink" xmlns:am3d="http://schemas.microsoft.com/office/drawing/2017/model3d" xmlns:o="urn:schemas-microsoft-com:office:office" xmlns:oel="http://schemas.microsoft.com/office/2019/extlst" xmlns:r="http://schemas.openxmlformats.org/officeDocument/2006/relationships" xmlns:m="http://schemas.openxmlformats.org/officeDocument/2006/math" xmlns:v="urn:schemas-microsoft-com:vml" xmlns:wp14="http://schemas.microsoft.com/office/word/2010/wordprocessingDrawing" xmlns:wp="http://schemas.openxmlformats.org/drawingml/2006/wordprocessingDrawing" xmlns:w10="urn:schemas-microsoft-com:office:word" xmlns:w="http://schemas.openxmlformats.org/wordprocessingml/2006/main" xmlns:w14="http://schemas.microsoft.com/office/word/2010/wordml" xmlns:w15="http://schemas.microsoft.com/office/word/2012/wordml" xmlns:w16cex="http://schemas.microsoft.com/office/word/2018/wordml/cex" xmlns:w16cid="http://schemas.microsoft.com/office/word/2016/wordml/cid" xmlns:w16="http://schemas.microsoft.com/office/word/2018/wordml" xmlns:w16sdtdh="http://schemas.microsoft.com/office/word/2020/wordml/sdtdatahash" xmlns:w16se="http://schemas.microsoft.com/office/word/2015/wordml/symex" xmlns:wpg="http://schemas.microsoft.com/office/word/2010/wordprocessingGroup" xmlns:wpi="http://schemas.microsoft.com/office/word/2010/wordprocessingInk" xmlns:wne="http://schemas.microsoft.com/office/word/2006/wordml" xmlns:wps="http://schemas.microsoft.com/office/word/2010/wordprocessingShape" mc:Ignorable="w14 w15 w16se w16cid w16 w16cex w16sdtdh wp14">
+<w:hdr xmlns:wpc="http://schemas.microsoft.com/office/word/2010/wordprocessingCanvas" xmlns:cx="http://schemas.microsoft.com/office/drawing/2014/chartex" xmlns:cx1="http://schemas.microsoft.com/office/drawing/2015/9/8/chartex" xmlns:cx2="http://schemas.microsoft.com/office/drawing/2015/10/21/chartex" xmlns:cx3="http://schemas.microsoft.com/office/drawing/2016/5/9/chartex" xmlns:cx4="http://schemas.microsoft.com/office/drawing/2016/5/10/chartex" xmlns:cx5="http://schemas.microsoft.com/office/drawing/2016/5/11/chartex" xmlns:cx6="http://schemas.microsoft.com/office/drawing/2016/5/12/chartex" xmlns:cx7="http://schemas.microsoft.com/office/drawing/2016/5/13/chartex" xmlns:cx8="http://schemas.microsoft.com/office/drawing/2016/5/14/chartex" xmlns:mc="http://schemas.openxmlformats.org/markup-compatibility/2006" xmlns:aink="http://schemas.microsoft.com/office/drawing/2016/ink" xmlns:am3d="http://schemas.microsoft.com/office/drawing/2017/model3d" xmlns:o="urn:schemas-microsoft-com:office:office" xmlns:oel="http://schemas.microsoft.com/office/2019/extlst" xmlns:r="http://schemas.openxmlformats.org/officeDocument/2006/relationships" xmlns:m="http://schemas.openxmlformats.org/officeDocument/2006/math" xmlns:v="urn:schemas-microsoft-com:vml" xmlns:wp14="http://schemas.microsoft.com/office/word/2010/wordprocessingDrawing" xmlns:wp="http://schemas.openxmlformats.org/drawingml/2006/wordprocessingDrawing" xmlns:w10="urn:schemas-microsoft-com:office:word" xmlns:w="http://schemas.openxmlformats.org/wordprocessingml/2006/main" xmlns:w14="http://schemas.microsoft.com/office/word/2010/wordml" xmlns:w15="http://schemas.microsoft.com/office/word/2012/wordml" xmlns:w16cex="http://schemas.microsoft.com/office/word/2018/wordml/cex" xmlns:w16cid="http://schemas.microsoft.com/office/word/2016/wordml/cid" xmlns:w16="http://schemas.microsoft.com/office/word/2018/wordml" xmlns:w16du="http://schemas.microsoft.com/office/word/2023/wordml/word16du" xmlns:w16sdtdh="http://schemas.microsoft.com/office/word/2020/wordml/sdtdatahash" xmlns:w16sdtfl="http://schemas.microsoft.com/office/word/2024/wordml/sdtformatlock" xmlns:w16se="http://schemas.microsoft.com/office/word/2015/wordml/symex" xmlns:wpg="http://schemas.microsoft.com/office/word/2010/wordprocessingGroup" xmlns:wpi="http://schemas.microsoft.com/office/word/2010/wordprocessingInk" xmlns:wne="http://schemas.microsoft.com/office/word/2006/wordml" xmlns:wps="http://schemas.microsoft.com/office/word/2010/wordprocessingShape" mc:Ignorable="w14 w15 w16se w16cid w16 w16cex w16sdtdh w16sdtfl w16du wp14">
   <w:p>
     <w:pPr>
       <w:pStyle w:val="Header"/>
@@ -378,7 +481,7 @@
 </file>
 
 <file path=word/header2.xml><?xml version="1.0" encoding="utf-8"?>
-<w:hdr xmlns:wpc="http://schemas.microsoft.com/office/word/2010/wordprocessingCanvas" xmlns:cx="http://schemas.microsoft.com/office/drawing/2014/chartex" xmlns:cx1="http://schemas.microsoft.com/office/drawing/2015/9/8/chartex" xmlns:cx2="http://schemas.microsoft.com/office/drawing/2015/10/21/chartex" xmlns:cx3="http://schemas.microsoft.com/office/drawing/2016/5/9/chartex" xmlns:cx4="http://schemas.microsoft.com/office/drawing/2016/5/10/chartex" xmlns:cx5="http://schemas.microsoft.com/office/drawing/2016/5/11/chartex" xmlns:cx6="http://schemas.microsoft.com/office/drawing/2016/5/12/chartex" xmlns:cx7="http://schemas.microsoft.com/office/drawing/2016/5/13/chartex" xmlns:cx8="http://schemas.microsoft.com/office/drawing/2016/5/14/chartex" xmlns:mc="http://schemas.openxmlformats.org/markup-compatibility/2006" xmlns:aink="http://schemas.microsoft.com/office/drawing/2016/ink" xmlns:am3d="http://schemas.microsoft.com/office/drawing/2017/model3d" xmlns:o="urn:schemas-microsoft-com:office:office" xmlns:oel="http://schemas.microsoft.com/office/2019/extlst" xmlns:r="http://schemas.openxmlformats.org/officeDocument/2006/relationships" xmlns:m="http://schemas.openxmlformats.org/officeDocument/2006/math" xmlns:v="urn:schemas-microsoft-com:vml" xmlns:wp14="http://schemas.microsoft.com/office/word/2010/wordprocessingDrawing" xmlns:wp="http://schemas.openxmlformats.org/drawingml/2006/wordprocessingDrawing" xmlns:w10="urn:schemas-microsoft-com:office:word" xmlns:w="http://schemas.openxmlformats.org/wordprocessingml/2006/main" xmlns:w14="http://schemas.microsoft.com/office/word/2010/wordml" xmlns:w15="http://schemas.microsoft.com/office/word/2012/wordml" xmlns:w16cex="http://schemas.microsoft.com/office/word/2018/wordml/cex" xmlns:w16cid="http://schemas.microsoft.com/office/word/2016/wordml/cid" xmlns:w16="http://schemas.microsoft.com/office/word/2018/wordml" xmlns:w16sdtdh="http://schemas.microsoft.com/office/word/2020/wordml/sdtdatahash" xmlns:w16se="http://schemas.microsoft.com/office/word/2015/wordml/symex" xmlns:wpg="http://schemas.microsoft.com/office/word/2010/wordprocessingGroup" xmlns:wpi="http://schemas.microsoft.com/office/word/2010/wordprocessingInk" xmlns:wne="http://schemas.microsoft.com/office/word/2006/wordml" xmlns:wps="http://schemas.microsoft.com/office/word/2010/wordprocessingShape" mc:Ignorable="w14 w15 w16se w16cid w16 w16cex w16sdtdh wp14">
+<w:hdr xmlns:wpc="http://schemas.microsoft.com/office/word/2010/wordprocessingCanvas" xmlns:cx="http://schemas.microsoft.com/office/drawing/2014/chartex" xmlns:cx1="http://schemas.microsoft.com/office/drawing/2015/9/8/chartex" xmlns:cx2="http://schemas.microsoft.com/office/drawing/2015/10/21/chartex" xmlns:cx3="http://schemas.microsoft.com/office/drawing/2016/5/9/chartex" xmlns:cx4="http://schemas.microsoft.com/office/drawing/2016/5/10/chartex" xmlns:cx5="http://schemas.microsoft.com/office/drawing/2016/5/11/chartex" xmlns:cx6="http://schemas.microsoft.com/office/drawing/2016/5/12/chartex" xmlns:cx7="http://schemas.microsoft.com/office/drawing/2016/5/13/chartex" xmlns:cx8="http://schemas.microsoft.com/office/drawing/2016/5/14/chartex" xmlns:mc="http://schemas.openxmlformats.org/markup-compatibility/2006" xmlns:aink="http://schemas.microsoft.com/office/drawing/2016/ink" xmlns:am3d="http://schemas.microsoft.com/office/drawing/2017/model3d" xmlns:o="urn:schemas-microsoft-com:office:office" xmlns:oel="http://schemas.microsoft.com/office/2019/extlst" xmlns:r="http://schemas.openxmlformats.org/officeDocument/2006/relationships" xmlns:m="http://schemas.openxmlformats.org/officeDocument/2006/math" xmlns:v="urn:schemas-microsoft-com:vml" xmlns:wp14="http://schemas.microsoft.com/office/word/2010/wordprocessingDrawing" xmlns:wp="http://schemas.openxmlformats.org/drawingml/2006/wordprocessingDrawing" xmlns:w10="urn:schemas-microsoft-com:office:word" xmlns:w="http://schemas.openxmlformats.org/wordprocessingml/2006/main" xmlns:w14="http://schemas.microsoft.com/office/word/2010/wordml" xmlns:w15="http://schemas.microsoft.com/office/word/2012/wordml" xmlns:w16cex="http://schemas.microsoft.com/office/word/2018/wordml/cex" xmlns:w16cid="http://schemas.microsoft.com/office/word/2016/wordml/cid" xmlns:w16="http://schemas.microsoft.com/office/word/2018/wordml" xmlns:w16du="http://schemas.microsoft.com/office/word/2023/wordml/word16du" xmlns:w16sdtdh="http://schemas.microsoft.com/office/word/2020/wordml/sdtdatahash" xmlns:w16sdtfl="http://schemas.microsoft.com/office/word/2024/wordml/sdtformatlock" xmlns:w16se="http://schemas.microsoft.com/office/word/2015/wordml/symex" xmlns:wpg="http://schemas.microsoft.com/office/word/2010/wordprocessingGroup" xmlns:wpi="http://schemas.microsoft.com/office/word/2010/wordprocessingInk" xmlns:wne="http://schemas.microsoft.com/office/word/2006/wordml" xmlns:wps="http://schemas.microsoft.com/office/word/2010/wordprocessingShape" mc:Ignorable="w14 w15 w16se w16cid w16 w16cex w16sdtdh w16sdtfl w16du wp14">
   <w:p>
     <w:pPr>
       <w:pStyle w:val="Header"/>
@@ -389,7 +492,7 @@
 </file>
 
 <file path=word/header3.xml><?xml version="1.0" encoding="utf-8"?>
-<w:hdr xmlns:wpc="http://schemas.microsoft.com/office/word/2010/wordprocessingCanvas" xmlns:cx="http://schemas.microsoft.com/office/drawing/2014/chartex" xmlns:cx1="http://schemas.microsoft.com/office/drawing/2015/9/8/chartex" xmlns:cx2="http://schemas.microsoft.com/office/drawing/2015/10/21/chartex" xmlns:cx3="http://schemas.microsoft.com/office/drawing/2016/5/9/chartex" xmlns:cx4="http://schemas.microsoft.com/office/drawing/2016/5/10/chartex" xmlns:cx5="http://schemas.microsoft.com/office/drawing/2016/5/11/chartex" xmlns:cx6="http://schemas.microsoft.com/office/drawing/2016/5/12/chartex" xmlns:cx7="http://schemas.microsoft.com/office/drawing/2016/5/13/chartex" xmlns:cx8="http://schemas.microsoft.com/office/drawing/2016/5/14/chartex" xmlns:mc="http://schemas.openxmlformats.org/markup-compatibility/2006" xmlns:aink="http://schemas.microsoft.com/office/drawing/2016/ink" xmlns:am3d="http://schemas.microsoft.com/office/drawing/2017/model3d" xmlns:o="urn:schemas-microsoft-com:office:office" xmlns:oel="http://schemas.microsoft.com/office/2019/extlst" xmlns:r="http://schemas.openxmlformats.org/officeDocument/2006/relationships" xmlns:m="http://schemas.openxmlformats.org/officeDocument/2006/math" xmlns:v="urn:schemas-microsoft-com:vml" xmlns:wp14="http://schemas.microsoft.com/office/word/2010/wordprocessingDrawing" xmlns:wp="http://schemas.openxmlformats.org/drawingml/2006/wordprocessingDrawing" xmlns:w10="urn:schemas-microsoft-com:office:word" xmlns:w="http://schemas.openxmlformats.org/wordprocessingml/2006/main" xmlns:w14="http://schemas.microsoft.com/office/word/2010/wordml" xmlns:w15="http://schemas.microsoft.com/office/word/2012/wordml" xmlns:w16cex="http://schemas.microsoft.com/office/word/2018/wordml/cex" xmlns:w16cid="http://schemas.microsoft.com/office/word/2016/wordml/cid" xmlns:w16="http://schemas.microsoft.com/office/word/2018/wordml" xmlns:w16sdtdh="http://schemas.microsoft.com/office/word/2020/wordml/sdtdatahash" xmlns:w16se="http://schemas.microsoft.com/office/word/2015/wordml/symex" xmlns:wpg="http://schemas.microsoft.com/office/word/2010/wordprocessingGroup" xmlns:wpi="http://schemas.microsoft.com/office/word/2010/wordprocessingInk" xmlns:wne="http://schemas.microsoft.com/office/word/2006/wordml" xmlns:wps="http://schemas.microsoft.com/office/word/2010/wordprocessingShape" mc:Ignorable="w14 w15 w16se w16cid w16 w16cex w16sdtdh wp14">
+<w:hdr xmlns:wpc="http://schemas.microsoft.com/office/word/2010/wordprocessingCanvas" xmlns:cx="http://schemas.microsoft.com/office/drawing/2014/chartex" xmlns:cx1="http://schemas.microsoft.com/office/drawing/2015/9/8/chartex" xmlns:cx2="http://schemas.microsoft.com/office/drawing/2015/10/21/chartex" xmlns:cx3="http://schemas.microsoft.com/office/drawing/2016/5/9/chartex" xmlns:cx4="http://schemas.microsoft.com/office/drawing/2016/5/10/chartex" xmlns:cx5="http://schemas.microsoft.com/office/drawing/2016/5/11/chartex" xmlns:cx6="http://schemas.microsoft.com/office/drawing/2016/5/12/chartex" xmlns:cx7="http://schemas.microsoft.com/office/drawing/2016/5/13/chartex" xmlns:cx8="http://schemas.microsoft.com/office/drawing/2016/5/14/chartex" xmlns:mc="http://schemas.openxmlformats.org/markup-compatibility/2006" xmlns:aink="http://schemas.microsoft.com/office/drawing/2016/ink" xmlns:am3d="http://schemas.microsoft.com/office/drawing/2017/model3d" xmlns:o="urn:schemas-microsoft-com:office:office" xmlns:oel="http://schemas.microsoft.com/office/2019/extlst" xmlns:r="http://schemas.openxmlformats.org/officeDocument/2006/relationships" xmlns:m="http://schemas.openxmlformats.org/officeDocument/2006/math" xmlns:v="urn:schemas-microsoft-com:vml" xmlns:wp14="http://schemas.microsoft.com/office/word/2010/wordprocessingDrawing" xmlns:wp="http://schemas.openxmlformats.org/drawingml/2006/wordprocessingDrawing" xmlns:w10="urn:schemas-microsoft-com:office:word" xmlns:w="http://schemas.openxmlformats.org/wordprocessingml/2006/main" xmlns:w14="http://schemas.microsoft.com/office/word/2010/wordml" xmlns:w15="http://schemas.microsoft.com/office/word/2012/wordml" xmlns:w16cex="http://schemas.microsoft.com/office/word/2018/wordml/cex" xmlns:w16cid="http://schemas.microsoft.com/office/word/2016/wordml/cid" xmlns:w16="http://schemas.microsoft.com/office/word/2018/wordml" xmlns:w16du="http://schemas.microsoft.com/office/word/2023/wordml/word16du" xmlns:w16sdtdh="http://schemas.microsoft.com/office/word/2020/wordml/sdtdatahash" xmlns:w16sdtfl="http://schemas.microsoft.com/office/word/2024/wordml/sdtformatlock" xmlns:w16se="http://schemas.microsoft.com/office/word/2015/wordml/symex" xmlns:wpg="http://schemas.microsoft.com/office/word/2010/wordprocessingGroup" xmlns:wpi="http://schemas.microsoft.com/office/word/2010/wordprocessingInk" xmlns:wne="http://schemas.microsoft.com/office/word/2006/wordml" xmlns:wps="http://schemas.microsoft.com/office/word/2010/wordprocessingShape" mc:Ignorable="w14 w15 w16se w16cid w16 w16cex w16sdtdh w16sdtfl w16du wp14">
   <w:p>
     <w:pPr>
       <w:pStyle w:val="Header"/>
@@ -398,7 +501,7 @@
     <w:r>
       <w:tab/>
       <w:tab/>
-      <w:t>2026-06-17</w:t>
+      <w:t>2026-06-18</w:t>
       <w:br/>
       <w:br/>
     </w:r>
@@ -411,7 +514,7 @@
 </file>
 
 <file path=word/numbering.xml><?xml version="1.0" encoding="utf-8"?>
-<w:numbering xmlns:wpc="http://schemas.microsoft.com/office/word/2010/wordprocessingCanvas" xmlns:cx="http://schemas.microsoft.com/office/drawing/2014/chartex" xmlns:cx1="http://schemas.microsoft.com/office/drawing/2015/9/8/chartex" xmlns:cx2="http://schemas.microsoft.com/office/drawing/2015/10/21/chartex" xmlns:cx3="http://schemas.microsoft.com/office/drawing/2016/5/9/chartex" xmlns:cx4="http://schemas.microsoft.com/office/drawing/2016/5/10/chartex" xmlns:cx5="http://schemas.microsoft.com/office/drawing/2016/5/11/chartex" xmlns:cx6="http://schemas.microsoft.com/office/drawing/2016/5/12/chartex" xmlns:cx7="http://schemas.microsoft.com/office/drawing/2016/5/13/chartex" xmlns:cx8="http://schemas.microsoft.com/office/drawing/2016/5/14/chartex" xmlns:mc="http://schemas.openxmlformats.org/markup-compatibility/2006" xmlns:aink="http://schemas.microsoft.com/office/drawing/2016/ink" xmlns:am3d="http://schemas.microsoft.com/office/drawing/2017/model3d" xmlns:o="urn:schemas-microsoft-com:office:office" xmlns:oel="http://schemas.microsoft.com/office/2019/extlst" xmlns:r="http://schemas.openxmlformats.org/officeDocument/2006/relationships" xmlns:m="http://schemas.openxmlformats.org/officeDocument/2006/math" xmlns:v="urn:schemas-microsoft-com:vml" xmlns:wp14="http://schemas.microsoft.com/office/word/2010/wordprocessingDrawing" xmlns:wp="http://schemas.openxmlformats.org/drawingml/2006/wordprocessingDrawing" xmlns:w10="urn:schemas-microsoft-com:office:word" xmlns:w="http://schemas.openxmlformats.org/wordprocessingml/2006/main" xmlns:w14="http://schemas.microsoft.com/office/word/2010/wordml" xmlns:w15="http://schemas.microsoft.com/office/word/2012/wordml" xmlns:w16cex="http://schemas.microsoft.com/office/word/2018/wordml/cex" xmlns:w16cid="http://schemas.microsoft.com/office/word/2016/wordml/cid" xmlns:w16="http://schemas.microsoft.com/office/word/2018/wordml" xmlns:w16sdtdh="http://schemas.microsoft.com/office/word/2020/wordml/sdtdatahash" xmlns:w16se="http://schemas.microsoft.com/office/word/2015/wordml/symex" xmlns:wpg="http://schemas.microsoft.com/office/word/2010/wordprocessingGroup" xmlns:wpi="http://schemas.microsoft.com/office/word/2010/wordprocessingInk" xmlns:wne="http://schemas.microsoft.com/office/word/2006/wordml" xmlns:wps="http://schemas.microsoft.com/office/word/2010/wordprocessingShape" mc:Ignorable="w14 w15 w16se w16cid w16 w16cex w16sdtdh wp14">
+<w:numbering xmlns:wpc="http://schemas.microsoft.com/office/word/2010/wordprocessingCanvas" xmlns:cx="http://schemas.microsoft.com/office/drawing/2014/chartex" xmlns:cx1="http://schemas.microsoft.com/office/drawing/2015/9/8/chartex" xmlns:cx2="http://schemas.microsoft.com/office/drawing/2015/10/21/chartex" xmlns:cx3="http://schemas.microsoft.com/office/drawing/2016/5/9/chartex" xmlns:cx4="http://schemas.microsoft.com/office/drawing/2016/5/10/chartex" xmlns:cx5="http://schemas.microsoft.com/office/drawing/2016/5/11/chartex" xmlns:cx6="http://schemas.microsoft.com/office/drawing/2016/5/12/chartex" xmlns:cx7="http://schemas.microsoft.com/office/drawing/2016/5/13/chartex" xmlns:cx8="http://schemas.microsoft.com/office/drawing/2016/5/14/chartex" xmlns:mc="http://schemas.openxmlformats.org/markup-compatibility/2006" xmlns:aink="http://schemas.microsoft.com/office/drawing/2016/ink" xmlns:am3d="http://schemas.microsoft.com/office/drawing/2017/model3d" xmlns:o="urn:schemas-microsoft-com:office:office" xmlns:oel="http://schemas.microsoft.com/office/2019/extlst" xmlns:r="http://schemas.openxmlformats.org/officeDocument/2006/relationships" xmlns:m="http://schemas.openxmlformats.org/officeDocument/2006/math" xmlns:v="urn:schemas-microsoft-com:vml" xmlns:wp14="http://schemas.microsoft.com/office/word/2010/wordprocessingDrawing" xmlns:wp="http://schemas.openxmlformats.org/drawingml/2006/wordprocessingDrawing" xmlns:w10="urn:schemas-microsoft-com:office:word" xmlns:w="http://schemas.openxmlformats.org/wordprocessingml/2006/main" xmlns:w14="http://schemas.microsoft.com/office/word/2010/wordml" xmlns:w15="http://schemas.microsoft.com/office/word/2012/wordml" xmlns:w16cex="http://schemas.microsoft.com/office/word/2018/wordml/cex" xmlns:w16cid="http://schemas.microsoft.com/office/word/2016/wordml/cid" xmlns:w16="http://schemas.microsoft.com/office/word/2018/wordml" xmlns:w16du="http://schemas.microsoft.com/office/word/2023/wordml/word16du" xmlns:w16sdtdh="http://schemas.microsoft.com/office/word/2020/wordml/sdtdatahash" xmlns:w16sdtfl="http://schemas.microsoft.com/office/word/2024/wordml/sdtformatlock" xmlns:w16se="http://schemas.microsoft.com/office/word/2015/wordml/symex" xmlns:wpg="http://schemas.microsoft.com/office/word/2010/wordprocessingGroup" xmlns:wpi="http://schemas.microsoft.com/office/word/2010/wordprocessingInk" xmlns:wne="http://schemas.microsoft.com/office/word/2006/wordml" xmlns:wps="http://schemas.microsoft.com/office/word/2010/wordprocessingShape" mc:Ignorable="w14 w15 w16se w16cid w16 w16cex w16sdtdh w16sdtfl w16du wp14">
   <w:abstractNum w:abstractNumId="0" w15:restartNumberingAfterBreak="0">
     <w:nsid w:val="FFFFFF7C"/>
     <w:multiLevelType w:val="singleLevel"/>
@@ -614,7 +717,7 @@
 </file>
 
 <file path=word/styles.xml><?xml version="1.0" encoding="utf-8"?>
-<w:styles xmlns:mc="http://schemas.openxmlformats.org/markup-compatibility/2006" xmlns:r="http://schemas.openxmlformats.org/officeDocument/2006/relationships" xmlns:w="http://schemas.openxmlformats.org/wordprocessingml/2006/main" xmlns:w14="http://schemas.microsoft.com/office/word/2010/wordml" xmlns:w15="http://schemas.microsoft.com/office/word/2012/wordml" xmlns:w16cex="http://schemas.microsoft.com/office/word/2018/wordml/cex" xmlns:w16cid="http://schemas.microsoft.com/office/word/2016/wordml/cid" xmlns:w16="http://schemas.microsoft.com/office/word/2018/wordml" xmlns:w16sdtdh="http://schemas.microsoft.com/office/word/2020/wordml/sdtdatahash" xmlns:w16se="http://schemas.microsoft.com/office/word/2015/wordml/symex" mc:Ignorable="w14 w15 w16se w16cid w16 w16cex w16sdtdh">
+<w:styles xmlns:mc="http://schemas.openxmlformats.org/markup-compatibility/2006" xmlns:r="http://schemas.openxmlformats.org/officeDocument/2006/relationships" xmlns:w="http://schemas.openxmlformats.org/wordprocessingml/2006/main" xmlns:w14="http://schemas.microsoft.com/office/word/2010/wordml" xmlns:w15="http://schemas.microsoft.com/office/word/2012/wordml" xmlns:w16cex="http://schemas.microsoft.com/office/word/2018/wordml/cex" xmlns:w16cid="http://schemas.microsoft.com/office/word/2016/wordml/cid" xmlns:w16="http://schemas.microsoft.com/office/word/2018/wordml" xmlns:w16du="http://schemas.microsoft.com/office/word/2023/wordml/word16du" xmlns:w16sdtdh="http://schemas.microsoft.com/office/word/2020/wordml/sdtdatahash" xmlns:w16sdtfl="http://schemas.microsoft.com/office/word/2024/wordml/sdtformatlock" xmlns:w16se="http://schemas.microsoft.com/office/word/2015/wordml/symex" mc:Ignorable="w14 w15 w16se w16cid w16 w16cex w16sdtdh w16sdtfl w16du">
   <w:docDefaults>
     <w:rPrDefault>
       <w:rPr>
@@ -1372,7 +1475,7 @@
     <w:link w:val="TitleChar"/>
     <w:uiPriority w:val="10"/>
     <w:qFormat/>
-    <w:rsid w:val="007106C8"/>
+    <w:rsid w:val="00E854FA"/>
     <w:pPr>
       <w:spacing w:after="300" w:line="240" w:lineRule="auto"/>
       <w:contextualSpacing/>
@@ -1382,7 +1485,7 @@
       <w:rFonts w:eastAsiaTheme="majorEastAsia" w:cstheme="majorBidi"/>
       <w:spacing w:val="5"/>
       <w:kern w:val="28"/>
-      <w:sz w:val="52"/>
+      <w:sz w:val="40"/>
       <w:szCs w:val="52"/>
       <w:lang w:val="sv-SE" w:eastAsia="en-US" w:bidi="ar-SA"/>
     </w:rPr>
@@ -1392,12 +1495,12 @@
     <w:basedOn w:val="DefaultParagraphFont"/>
     <w:link w:val="Title"/>
     <w:uiPriority w:val="10"/>
-    <w:rsid w:val="007106C8"/>
+    <w:rsid w:val="00E854FA"/>
     <w:rPr>
       <w:rFonts w:ascii="Times New Roman" w:eastAsiaTheme="majorEastAsia" w:hAnsi="Times New Roman" w:cstheme="majorBidi"/>
       <w:spacing w:val="5"/>
       <w:kern w:val="28"/>
-      <w:sz w:val="52"/>
+      <w:sz w:val="40"/>
       <w:szCs w:val="52"/>
       <w:lang w:val="sv-SE" w:eastAsia="en-US" w:bidi="ar-SA"/>
     </w:rPr>

--- a/tillsyn/A 23643-2026 tillsynsbegäran.docx
+++ b/tillsyn/A 23643-2026 tillsynsbegäran.docx
@@ -501,7 +501,7 @@
     <w:r>
       <w:tab/>
       <w:tab/>
-      <w:t>2026-06-18</w:t>
+      <w:t>2026-06-19</w:t>
       <w:br/>
       <w:br/>
     </w:r>

--- a/tillsyn/A 23643-2026 tillsynsbegäran.docx
+++ b/tillsyn/A 23643-2026 tillsynsbegäran.docx
@@ -501,7 +501,7 @@
     <w:r>
       <w:tab/>
       <w:tab/>
-      <w:t>2026-06-19</w:t>
+      <w:t>2026-06-20</w:t>
       <w:br/>
       <w:br/>
     </w:r>

--- a/tillsyn/A 23643-2026 tillsynsbegäran.docx
+++ b/tillsyn/A 23643-2026 tillsynsbegäran.docx
@@ -12,10 +12,7 @@
     </w:p>
     <w:p>
       <w:r>
-        <w:t>Detta dokument behandlar höga naturvärden i avverkningsanmälan A 23643-2026 i Bergs kommun som inkom 2026-05-22 och omfattar 2,7 ha.</w:t>
-      </w:r>
-      <w:r>
-        <w:t xml:space="preserve"> I Figur 1 visas fyndplatser för naturvårdsarter i området, som finns registrerade på Artportalen.</w:t>
+        <w:t>Denna tillsynsbegäran behandlar höga naturvärden i avverkningsanmälan A 23643-2026 i Bergs kommun som inkom 2026-05-22 och omfattar 2,7 ha.</w:t>
       </w:r>
     </w:p>
     <w:p>
@@ -63,7 +60,20 @@
         <w:spacing w:after="240"/>
       </w:pPr>
       <w:r>
-        <w:t>Figur 1. Fyndplatser för naturvårdsarter i och inom 6 meter från avverkningsanmälan (röd linje). Inom parentes anges rödlistekategorier, S för signalarter, Tför typiska arter och fridlysningsparagrafer i artskyddsförordningen.Markörer utan svart kant är placerade på fyndplatsen. Markörer med svart kant är placerade vid sidan av fyndplatsen och har ett svart streck som visar fyndplatsens exakta position. Kartans mittpunktskoordinat är N 6952936, E 478644 i SWEREF 99 TM.</w:t>
+        <w:t>Figur 1. Fyndplatser för naturvårdsarter i och inom 6 meter från avverkningsanmälan. Markörer utan svart kant är placerade på fyndplatsen. Markörer med svart kant är placerade vid sidan av fyndplatsen har ett svart streck som visar fyndplatsens exakta position. Kartans mittpunktskoordinat är N 6952936, E 478644 i SWEREF 99 TM.</w:t>
+      </w:r>
+    </w:p>
+    <w:p>
+      <w:r>
+        <w:t>I och inom 6 meter från avverkningsanmälan finns fynd av 5 naturvårdsarter, varav 3 är rödlistade, 3 är fridlysta, 2 är typiska (T) och 1 är signalart (S): garnlav (VU, T), duvhök (NT, §4), lavskrika (NT, T, §4), vågbandad barkbock (S) och fläcknycklar (§8). Se Figur 1.</w:t>
+      </w:r>
+    </w:p>
+    <w:p>
+      <w:pPr>
+        <w:pStyle w:val="Heading1"/>
+      </w:pPr>
+      <w:r>
+        <w:t>Tillsynsbegäran</w:t>
       </w:r>
     </w:p>
     <w:p>
@@ -77,97 +87,16 @@
       </w:r>
     </w:p>
     <w:p>
-      <w:r>
-        <w:t>Nedan beskrivs fynd av naturvårdsarter och fridlysta arter som gjorts i det avverkningsanmälda området. I BILAGA 1 finns artfakta om fridlysta arter.</w:t>
-      </w:r>
-    </w:p>
-    <w:p>
       <w:pPr>
         <w:pStyle w:val="Heading1"/>
       </w:pPr>
       <w:r>
-        <w:t>Naturvårdsarter</w:t>
+        <w:t>Naturvårdsarter och fridlysta arter</w:t>
       </w:r>
     </w:p>
     <w:p>
       <w:r>
-        <w:t>I och inom 6 meter från avverkningsanmälan har följande 5 naturvårdsarter hittats: garnlav (VU, T), duvhök (NT, §4), lavskrika (NT, T, §4), vågbandad barkbock (S) och fläcknycklar (§8). Av dessa är 3 rödlistade. För rödlistade arter har rödlistekategorin angivits inom parentes. Arter som är signalarter enligt Skogsstyrelsen har markerats med (S). Typiska arter inom Natura 2000 som är kopplade till skogsekosystem har markerats med (T). För fridlysta arter anges även paragrafen i Artskyddsförordningen som arten är fridlyst enligt.</w:t>
-      </w:r>
-    </w:p>
-    <w:p>
-      <w:r>
-        <w:t>De påträffade naturvårdsarterna är ett tydligt kvitto på att det rör sig om en skog med höga naturvärden.</w:t>
-      </w:r>
-    </w:p>
-    <w:p>
-      <w:pPr>
-        <w:pStyle w:val="Heading2"/>
-      </w:pPr>
-      <w:r>
-        <w:t>Fridlysta arter</w:t>
-      </w:r>
-    </w:p>
-    <w:p>
-      <w:r>
-        <w:t>Följande fridlysta arter har sina livsmiljöer och växtplatser i den avverkningsanmälda skogen: duvhök (NT, §4), lavskrika (NT, T, §4) och fläcknycklar (§8).</w:t>
-      </w:r>
-    </w:p>
-    <w:p>
-      <w:r>
-        <w:t xml:space="preserve">Observera att medlemsländerna är skyldiga att agera i enlighet med EU:s fågeldirektiv där det uttryckligen står att direktivet gäller för fåglar samt för deras ägg, bon och </w:t>
-      </w:r>
-      <w:r>
-        <w:rPr>
-          <w:b/>
-        </w:rPr>
-        <w:t xml:space="preserve">livsmiljöer </w:t>
-      </w:r>
-      <w:r>
-        <w:t>(artikel 1). Vidare att de åtgärder som vidtas inte får leda till en försämring av den nuvarande situationen beträffande bevarandet av de fågelarter som avses i artikel 1 (artikel 13). Fågeldirektivet är styrande för tillsynsansvariga myndigheters ärendehantering, ställningstaganden och beslutsfattande.</w:t>
-      </w:r>
-    </w:p>
-    <w:p>
-      <w:r>
-        <w:rPr>
-          <w:b/>
-        </w:rPr>
-        <w:t>Duvhök (NT, §4)</w:t>
-      </w:r>
-      <w:r>
-        <w:t>, som är rödlistad som nära hotad, har minskat med 15 (0–30) % under de senaste 18 åren och minskningstakten för den svenska populationen bedöms vara nära gränsvärdet för sårbar (VU). Arten är starkt bunden till skogsmark och jagar helst inne i äldre skog. Den missgynnas av stora hyggen och täta planteringar. De gamla fåglarna är i huvudsak stationära i sina revir och boet läggs inne i tät, oftast äldre skog. Kantzoner mot öppen mark undviks och duvhöken, som är beroende av insynsskyddade boplatser, är därför känsligare för slutavverkning än flera andra rovfåglar. Friställande av boträd eller avverkning så att boplatsen blir exponerad mot öppen mark, medför att platsen överges. Eftersom duvhöken helst häckar i gammal skog, är dess häckningsplatser i princip alltid mer eller mindre hotade av skogsbruk och avverkningar (SLU Artdatabanken, 2026; Skogsstyrelsen 2016).</w:t>
-      </w:r>
-    </w:p>
-    <w:p>
-      <w:r>
-        <w:rPr>
-          <w:b/>
-        </w:rPr>
-        <w:t>Lavskrika (NT, §4)</w:t>
-      </w:r>
-      <w:r>
-        <w:t xml:space="preserve"> är rödlistad som nära hotad och fridlyst enligt 4§ artskyddsförordningen. Den har minskat med 20 (10–30) % under de senaste 15 åren och minskningstakten bedöms vara nära gränsvärdet för sårbar (VU). Lavskrikan är en mycket stationär fågel, som häckar i äldre, slutna och hänglavsrika barrskogar. Nyckelfaktorer är flerskiktad skog med rik undervegetation samt riklig förekomst av hänglavar. Reviren är livslånga med hemområden som varierar mellan 50 och 150 ha. Inom ett revir av hög kvalitet finns det som regel ett eller flera kärnområden (1–20 ha) med relativt tät flerskiktad granskog. Arten missgynnas när flerskiktad skog omförs till enskiktade bestånd och även röjning och hård gallring är starkt negativt. Lavskrikan har relativt stora hemområden och försvinner när den äldre skogen fragmenteras, särskilt allvarligt är när kärnområdena avverkas. Den försvinner successivt framför allt vid dess utbredningsgränser och populationen har minskat kontinuerligt under 2000-talet. Lavskrika är typisk art för </w:t>
-      </w:r>
-      <w:r>
-        <w:rPr>
-          <w:i/>
-        </w:rPr>
-        <w:t>9010 Taiga</w:t>
-      </w:r>
-      <w:r>
-        <w:t xml:space="preserve"> (SLU Artdatabanken, 2026; Skogsstyrelsen 2016).</w:t>
-      </w:r>
-    </w:p>
-    <w:p>
-      <w:r>
-        <w:t>I BILAGA 1 finns mer detaljerad information om ekologi samt krav på livsmiljö hos fridlysta arter.</w:t>
-      </w:r>
-    </w:p>
-    <w:p>
-      <w:pPr>
-        <w:pStyle w:val="Heading2"/>
-      </w:pPr>
-      <w:r>
-        <w:t>Övriga naturvårdsarter</w:t>
+        <w:t>Nedan följer beskrivningar av de naturvårdsarter och fridlysta arter som har sina livsmiljöer och växtplatser i den avverkningsanmälda skogen. Se även ytterligare artfakta i BILAGA 1. De påträffade naturvårdsarterna är ett tydligt kvitto på att det rör sig om en skog med höga naturvärden.</w:t>
       </w:r>
     </w:p>
     <w:p>
@@ -204,10 +133,63 @@
         <w:rPr>
           <w:b/>
         </w:rPr>
+        <w:t>Duvhök (NT, §4)</w:t>
+      </w:r>
+      <w:r>
+        <w:t>, som är rödlistad som nära hotad, har minskat med 15 (0–30) % under de senaste 18 åren och minskningstakten för den svenska populationen bedöms vara nära gränsvärdet för sårbar (VU). Arten är starkt bunden till skogsmark och jagar helst inne i äldre skog. Den missgynnas av stora hyggen och täta planteringar. De gamla fåglarna är i huvudsak stationära i sina revir och boet läggs inne i tät, oftast äldre skog. Kantzoner mot öppen mark undviks och duvhöken, som är beroende av insynsskyddade boplatser, är därför känsligare för slutavverkning än flera andra rovfåglar. Friställande av boträd eller avverkning så att boplatsen blir exponerad mot öppen mark, medför att platsen överges. Eftersom duvhöken helst häckar i gammal skog, är dess häckningsplatser i princip alltid mer eller mindre hotade av skogsbruk och avverkningar (SLU Artdatabanken, 2026; Skogsstyrelsen 2016).</w:t>
+      </w:r>
+    </w:p>
+    <w:p>
+      <w:r>
+        <w:rPr>
+          <w:b/>
+        </w:rPr>
+        <w:t>Lavskrika (NT, §4)</w:t>
+      </w:r>
+      <w:r>
+        <w:t xml:space="preserve"> är rödlistad som nära hotad och fridlyst enligt 4§ artskyddsförordningen. Den har minskat med 20 (10–30) % under de senaste 15 åren och minskningstakten bedöms vara nära gränsvärdet för sårbar (VU). Lavskrikan är en mycket stationär fågel, som häckar i äldre, slutna och hänglavsrika barrskogar. Nyckelfaktorer är flerskiktad skog med rik undervegetation samt riklig förekomst av hänglavar. Reviren är livslånga med hemområden som varierar mellan 50 och 150 ha. Inom ett revir av hög kvalitet finns det som regel ett eller flera kärnområden (1–20 ha) med relativt tät flerskiktad granskog. Arten missgynnas när flerskiktad skog omförs till enskiktade bestånd och även röjning och hård gallring är starkt negativt. Lavskrikan har relativt stora hemområden och försvinner när den äldre skogen fragmenteras, särskilt allvarligt är när kärnområdena avverkas. Den försvinner successivt framför allt vid dess utbredningsgränser och populationen har minskat kontinuerligt under 2000-talet. Lavskrika är typisk art för </w:t>
+      </w:r>
+      <w:r>
+        <w:rPr>
+          <w:i/>
+        </w:rPr>
+        <w:t>9010 Taiga</w:t>
+      </w:r>
+      <w:r>
+        <w:t xml:space="preserve"> (SLU Artdatabanken, 2026; Skogsstyrelsen 2016).</w:t>
+      </w:r>
+    </w:p>
+    <w:p>
+      <w:r>
+        <w:rPr>
+          <w:b/>
+        </w:rPr>
         <w:t xml:space="preserve">Vågbandad barkbock </w:t>
       </w:r>
       <w:r>
         <w:t>är en långhorning vars larvutveckling sker under bark på nyligen döda stående barrträd, främst gran, mer undantagsvis på tall. Främst i stående träd, särskilt gamla, långsamvuxna granar med grov bark, även i grövre grenar, stubbar eller vindfällen. Arten är starkt knuten till naturskogsliknande granskogar, och gynnas av extrema torrsomrar som försvagar träden. Arten påverkas negativt av brist på kontinuitetsskog och en minskning av populationen pågår eller förväntas ske (SLU Artdatabanken, 2025).</w:t>
+      </w:r>
+    </w:p>
+    <w:p>
+      <w:pPr>
+        <w:pStyle w:val="Heading1"/>
+      </w:pPr>
+      <w:r>
+        <w:t>EU:s fågeldirektiv</w:t>
+      </w:r>
+    </w:p>
+    <w:p>
+      <w:r>
+        <w:t xml:space="preserve">Europeiska unionens medlemsländer är skyldiga att agera i enlighet med EU:s fågeldirektiv där det uttryckligen står att direktivet gäller för fåglar samt för deras ägg, bon och </w:t>
+      </w:r>
+      <w:r>
+        <w:rPr>
+          <w:b/>
+        </w:rPr>
+        <w:t xml:space="preserve">livsmiljöer </w:t>
+      </w:r>
+      <w:r>
+        <w:t>(artikel 1). Vidare att de åtgärder som vidtas inte får leda till en försämring av den nuvarande situationen beträffande bevarandet av de fågelarter som avses i artikel 1 (artikel 13). Fågeldirektivet är styrande för tillsynsansvariga myndigheters ärendehantering, ställningstaganden och beslutsfattande.</w:t>
       </w:r>
     </w:p>
     <w:p>
@@ -501,7 +483,7 @@
     <w:r>
       <w:tab/>
       <w:tab/>
-      <w:t>2026-06-20</w:t>
+      <w:t>2026-06-21</w:t>
       <w:br/>
       <w:br/>
     </w:r>

--- a/tillsyn/A 23643-2026 tillsynsbegäran.docx
+++ b/tillsyn/A 23643-2026 tillsynsbegäran.docx
@@ -483,7 +483,7 @@
     <w:r>
       <w:tab/>
       <w:tab/>
-      <w:t>2026-06-21</w:t>
+      <w:t>2026-06-22</w:t>
       <w:br/>
       <w:br/>
     </w:r>

--- a/tillsyn/A 23643-2026 tillsynsbegäran.docx
+++ b/tillsyn/A 23643-2026 tillsynsbegäran.docx
@@ -483,7 +483,7 @@
     <w:r>
       <w:tab/>
       <w:tab/>
-      <w:t>2026-06-22</w:t>
+      <w:t>2026-06-23</w:t>
       <w:br/>
       <w:br/>
     </w:r>

--- a/tillsyn/A 23643-2026 tillsynsbegäran.docx
+++ b/tillsyn/A 23643-2026 tillsynsbegäran.docx
@@ -483,7 +483,7 @@
     <w:r>
       <w:tab/>
       <w:tab/>
-      <w:t>2026-06-23</w:t>
+      <w:t>2026-06-24</w:t>
       <w:br/>
       <w:br/>
     </w:r>

--- a/tillsyn/A 23643-2026 tillsynsbegäran.docx
+++ b/tillsyn/A 23643-2026 tillsynsbegäran.docx
@@ -483,7 +483,7 @@
     <w:r>
       <w:tab/>
       <w:tab/>
-      <w:t>2026-06-24</w:t>
+      <w:t>2026-06-25</w:t>
       <w:br/>
       <w:br/>
     </w:r>

--- a/tillsyn/A 23643-2026 tillsynsbegäran.docx
+++ b/tillsyn/A 23643-2026 tillsynsbegäran.docx
@@ -483,7 +483,7 @@
     <w:r>
       <w:tab/>
       <w:tab/>
-      <w:t>2026-06-25</w:t>
+      <w:t>2026-06-26</w:t>
       <w:br/>
       <w:br/>
     </w:r>

--- a/tillsyn/A 23643-2026 tillsynsbegäran.docx
+++ b/tillsyn/A 23643-2026 tillsynsbegäran.docx
@@ -483,7 +483,7 @@
     <w:r>
       <w:tab/>
       <w:tab/>
-      <w:t>2026-06-26</w:t>
+      <w:t>2026-06-27</w:t>
       <w:br/>
       <w:br/>
     </w:r>

--- a/tillsyn/A 23643-2026 tillsynsbegäran.docx
+++ b/tillsyn/A 23643-2026 tillsynsbegäran.docx
@@ -22,7 +22,7 @@
       <w:r>
         <w:drawing>
           <wp:inline xmlns:a="http://schemas.openxmlformats.org/drawingml/2006/main" xmlns:pic="http://schemas.openxmlformats.org/drawingml/2006/picture">
-            <wp:extent cx="5486400" cy="5639114"/>
+            <wp:extent cx="5345584" cy="5724000"/>
             <wp:docPr id="1" name="Picture 1"/>
             <wp:cNvGraphicFramePr>
               <a:graphicFrameLocks noChangeAspect="1"/>
@@ -43,7 +43,7 @@
                   <pic:spPr>
                     <a:xfrm>
                       <a:off x="0" y="0"/>
-                      <a:ext cx="5486400" cy="5639114"/>
+                      <a:ext cx="5345584" cy="5724000"/>
                     </a:xfrm>
                     <a:prstGeom prst="rect"/>
                   </pic:spPr>
@@ -65,7 +65,7 @@
     </w:p>
     <w:p>
       <w:r>
-        <w:t>I och inom 6 meter från avverkningsanmälan finns fynd av 5 naturvårdsarter, varav 3 är rödlistade, 3 är fridlysta, 2 är typiska (T) och 1 är signalart (S): garnlav (VU, T), duvhök (NT, §4), lavskrika (NT, T, §4), vågbandad barkbock (S) och fläcknycklar (§8). Se Figur 1.</w:t>
+        <w:t>I och inom 6 meter från avverkningsanmälan finns fynd av 8 naturvårdsarter, varav 4 är rödlistade, 4 är fridlysta, 4 är typiska (T) och 2 är signalarter (S): garnlav (VU, T), duvhök (NT, §4), lavskrika (NT, T, §4), vitgrynig nållav (NT), spindelblomster (S, T, §8), vågbandad barkbock (S), torta (T) och fläcknycklar (§8). Se Figur 1.</w:t>
       </w:r>
     </w:p>
     <w:p>
@@ -164,10 +164,79 @@
         <w:rPr>
           <w:b/>
         </w:rPr>
+        <w:t>Vitgrynig nållav (NT)</w:t>
+      </w:r>
+      <w:r>
+        <w:t xml:space="preserve"> växer nästan uteslutande på bark av gamla, senvuxna granar i skuggiga lägen med hög och jämn luftfuktighet. Den vanligaste naturtypen för arten är kontinuitetsskogar på frisk mark men den finns också i sumpgranskogar. På lång sikt utgör avverkningar av olikåldriga granskogar av naturskogskaraktär ett allvarligt hot mot arten och skogsbruksåtgärder på eller i närheten av växtplatserna bör undvikas. Naturskogsartade, fuktiga granskogar med förekomster av arten signalerar höga biologiska värden och bör bevaras (SLU Artdatabanken, 2024; Nitare &amp; Skogsstyrelsen, 2019).</w:t>
+      </w:r>
+    </w:p>
+    <w:p>
+      <w:r>
+        <w:rPr>
+          <w:b/>
+        </w:rPr>
+        <w:t>Spindelblomster (§8)</w:t>
+      </w:r>
+      <w:r>
+        <w:t xml:space="preserve"> växer i äldre mossrik granskog eller barrblandskog, men även i fjällbjörkskog. Arten indikerar långvarig trädkontinuitet och hög luftfuktighet och är mycket känslig för uttorkning och markskador. Spindelblomster har i många trakter minskat starkt under senare tid på grund av slutavverkningar och skogsmarksdikning. Spindelblomster är typisk art för </w:t>
+      </w:r>
+      <w:r>
+        <w:rPr>
+          <w:i/>
+        </w:rPr>
+        <w:t xml:space="preserve">9010 Taiga, 9050 Näringsrik granskog </w:t>
+      </w:r>
+      <w:r>
+        <w:t>och</w:t>
+      </w:r>
+      <w:r>
+        <w:rPr>
+          <w:i/>
+        </w:rPr>
+        <w:t xml:space="preserve"> 9040 Fjällbjörkskog</w:t>
+      </w:r>
+      <w:r>
+        <w:t xml:space="preserve"> (Nitare &amp; Skogsstyrelsen, 2019; SLU Artdatabanken, 2025).</w:t>
+      </w:r>
+    </w:p>
+    <w:p>
+      <w:r>
+        <w:rPr>
+          <w:b/>
+        </w:rPr>
         <w:t xml:space="preserve">Vågbandad barkbock </w:t>
       </w:r>
       <w:r>
         <w:t>är en långhorning vars larvutveckling sker under bark på nyligen döda stående barrträd, främst gran, mer undantagsvis på tall. Främst i stående träd, särskilt gamla, långsamvuxna granar med grov bark, även i grövre grenar, stubbar eller vindfällen. Arten är starkt knuten till naturskogsliknande granskogar, och gynnas av extrema torrsomrar som försvagar träden. Arten påverkas negativt av brist på kontinuitetsskog och en minskning av populationen pågår eller förväntas ske (SLU Artdatabanken, 2025).</w:t>
+      </w:r>
+    </w:p>
+    <w:p>
+      <w:r>
+        <w:rPr>
+          <w:b/>
+        </w:rPr>
+        <w:t xml:space="preserve">Torta </w:t>
+      </w:r>
+      <w:r>
+        <w:t xml:space="preserve">är typisk art för </w:t>
+      </w:r>
+      <w:r>
+        <w:rPr>
+          <w:i/>
+        </w:rPr>
+        <w:t xml:space="preserve">9050 Näringsrik granskog </w:t>
+      </w:r>
+      <w:r>
+        <w:t xml:space="preserve">och </w:t>
+      </w:r>
+      <w:r>
+        <w:rPr>
+          <w:i/>
+        </w:rPr>
+        <w:t xml:space="preserve">9040 Fjällbjörkskog </w:t>
+      </w:r>
+      <w:r>
+        <w:t>(SLU Artdatabanken, 2025).</w:t>
       </w:r>
     </w:p>
     <w:p>
@@ -483,7 +552,7 @@
     <w:r>
       <w:tab/>
       <w:tab/>
-      <w:t>2026-06-27</w:t>
+      <w:t>2026-06-28</w:t>
       <w:br/>
       <w:br/>
     </w:r>

--- a/tillsyn/A 23643-2026 tillsynsbegäran.docx
+++ b/tillsyn/A 23643-2026 tillsynsbegäran.docx
@@ -552,7 +552,7 @@
     <w:r>
       <w:tab/>
       <w:tab/>
-      <w:t>2026-06-28</w:t>
+      <w:t>2026-06-29</w:t>
       <w:br/>
       <w:br/>
     </w:r>

--- a/tillsyn/A 23643-2026 tillsynsbegäran.docx
+++ b/tillsyn/A 23643-2026 tillsynsbegäran.docx
@@ -552,7 +552,7 @@
     <w:r>
       <w:tab/>
       <w:tab/>
-      <w:t>2026-06-29</w:t>
+      <w:t>2026-06-30</w:t>
       <w:br/>
       <w:br/>
     </w:r>

--- a/tillsyn/A 23643-2026 tillsynsbegäran.docx
+++ b/tillsyn/A 23643-2026 tillsynsbegäran.docx
@@ -552,7 +552,7 @@
     <w:r>
       <w:tab/>
       <w:tab/>
-      <w:t>2026-06-30</w:t>
+      <w:t>2026-07-01</w:t>
       <w:br/>
       <w:br/>
     </w:r>

--- a/tillsyn/A 23643-2026 tillsynsbegäran.docx
+++ b/tillsyn/A 23643-2026 tillsynsbegäran.docx
@@ -552,7 +552,7 @@
     <w:r>
       <w:tab/>
       <w:tab/>
-      <w:t>2026-07-01</w:t>
+      <w:t>2026-07-02</w:t>
       <w:br/>
       <w:br/>
     </w:r>

--- a/tillsyn/A 23643-2026 tillsynsbegäran.docx
+++ b/tillsyn/A 23643-2026 tillsynsbegäran.docx
@@ -552,7 +552,7 @@
     <w:r>
       <w:tab/>
       <w:tab/>
-      <w:t>2026-07-13</w:t>
+      <w:t>2026-07-14</w:t>
       <w:br/>
       <w:br/>
     </w:r>

--- a/tillsyn/A 23643-2026 tillsynsbegäran.docx
+++ b/tillsyn/A 23643-2026 tillsynsbegäran.docx
@@ -552,7 +552,7 @@
     <w:r>
       <w:tab/>
       <w:tab/>
-      <w:t>2026-07-14</w:t>
+      <w:t>2026-07-15</w:t>
       <w:br/>
       <w:br/>
     </w:r>

--- a/tillsyn/A 23643-2026 tillsynsbegäran.docx
+++ b/tillsyn/A 23643-2026 tillsynsbegäran.docx
@@ -552,7 +552,7 @@
     <w:r>
       <w:tab/>
       <w:tab/>
-      <w:t>2026-07-15</w:t>
+      <w:t>2026-07-16</w:t>
       <w:br/>
       <w:br/>
     </w:r>

--- a/tillsyn/A 23643-2026 tillsynsbegäran.docx
+++ b/tillsyn/A 23643-2026 tillsynsbegäran.docx
@@ -552,7 +552,7 @@
     <w:r>
       <w:tab/>
       <w:tab/>
-      <w:t>2026-07-16</w:t>
+      <w:t>2026-07-17</w:t>
       <w:br/>
       <w:br/>
     </w:r>

--- a/tillsyn/A 23643-2026 tillsynsbegäran.docx
+++ b/tillsyn/A 23643-2026 tillsynsbegäran.docx
@@ -552,7 +552,7 @@
     <w:r>
       <w:tab/>
       <w:tab/>
-      <w:t>2026-07-17</w:t>
+      <w:t>2026-07-18</w:t>
       <w:br/>
       <w:br/>
     </w:r>

--- a/tillsyn/A 23643-2026 tillsynsbegäran.docx
+++ b/tillsyn/A 23643-2026 tillsynsbegäran.docx
@@ -552,7 +552,7 @@
     <w:r>
       <w:tab/>
       <w:tab/>
-      <w:t>2026-07-18</w:t>
+      <w:t>2026-07-19</w:t>
       <w:br/>
       <w:br/>
     </w:r>

--- a/tillsyn/A 23643-2026 tillsynsbegäran.docx
+++ b/tillsyn/A 23643-2026 tillsynsbegäran.docx
@@ -552,7 +552,7 @@
     <w:r>
       <w:tab/>
       <w:tab/>
-      <w:t>2026-07-19</w:t>
+      <w:t>2026-07-20</w:t>
       <w:br/>
       <w:br/>
     </w:r>

--- a/tillsyn/A 23643-2026 tillsynsbegäran.docx
+++ b/tillsyn/A 23643-2026 tillsynsbegäran.docx
@@ -552,7 +552,7 @@
     <w:r>
       <w:tab/>
       <w:tab/>
-      <w:t>2026-07-20</w:t>
+      <w:t>2026-07-21</w:t>
       <w:br/>
       <w:br/>
     </w:r>

--- a/tillsyn/A 23643-2026 tillsynsbegäran.docx
+++ b/tillsyn/A 23643-2026 tillsynsbegäran.docx
@@ -552,7 +552,7 @@
     <w:r>
       <w:tab/>
       <w:tab/>
-      <w:t>2026-07-21</w:t>
+      <w:t>2026-07-22</w:t>
       <w:br/>
       <w:br/>
     </w:r>

--- a/tillsyn/A 23643-2026 tillsynsbegäran.docx
+++ b/tillsyn/A 23643-2026 tillsynsbegäran.docx
@@ -552,7 +552,7 @@
     <w:r>
       <w:tab/>
       <w:tab/>
-      <w:t>2026-07-22</w:t>
+      <w:t>2026-07-23</w:t>
       <w:br/>
       <w:br/>
     </w:r>

--- a/tillsyn/A 23643-2026 tillsynsbegäran.docx
+++ b/tillsyn/A 23643-2026 tillsynsbegäran.docx
@@ -552,7 +552,7 @@
     <w:r>
       <w:tab/>
       <w:tab/>
-      <w:t>2026-07-23</w:t>
+      <w:t>2026-07-24</w:t>
       <w:br/>
       <w:br/>
     </w:r>

--- a/tillsyn/A 23643-2026 tillsynsbegäran.docx
+++ b/tillsyn/A 23643-2026 tillsynsbegäran.docx
@@ -552,7 +552,7 @@
     <w:r>
       <w:tab/>
       <w:tab/>
-      <w:t>2026-07-24</w:t>
+      <w:t>2026-07-25</w:t>
       <w:br/>
       <w:br/>
     </w:r>

--- a/tillsyn/A 23643-2026 tillsynsbegäran.docx
+++ b/tillsyn/A 23643-2026 tillsynsbegäran.docx
@@ -552,7 +552,7 @@
     <w:r>
       <w:tab/>
       <w:tab/>
-      <w:t>2026-07-25</w:t>
+      <w:t>2026-07-26</w:t>
       <w:br/>
       <w:br/>
     </w:r>

--- a/tillsyn/A 23643-2026 tillsynsbegäran.docx
+++ b/tillsyn/A 23643-2026 tillsynsbegäran.docx
@@ -552,7 +552,7 @@
     <w:r>
       <w:tab/>
       <w:tab/>
-      <w:t>2026-07-26</w:t>
+      <w:t>2026-07-27</w:t>
       <w:br/>
       <w:br/>
     </w:r>

--- a/tillsyn/A 23643-2026 tillsynsbegäran.docx
+++ b/tillsyn/A 23643-2026 tillsynsbegäran.docx
@@ -552,7 +552,7 @@
     <w:r>
       <w:tab/>
       <w:tab/>
-      <w:t>2026-07-27</w:t>
+      <w:t>2026-07-28</w:t>
       <w:br/>
       <w:br/>
     </w:r>

--- a/tillsyn/A 23643-2026 tillsynsbegäran.docx
+++ b/tillsyn/A 23643-2026 tillsynsbegäran.docx
@@ -552,7 +552,7 @@
     <w:r>
       <w:tab/>
       <w:tab/>
-      <w:t>2026-07-28</w:t>
+      <w:t>2026-07-29</w:t>
       <w:br/>
       <w:br/>
     </w:r>

--- a/tillsyn/A 23643-2026 tillsynsbegäran.docx
+++ b/tillsyn/A 23643-2026 tillsynsbegäran.docx
@@ -552,7 +552,7 @@
     <w:r>
       <w:tab/>
       <w:tab/>
-      <w:t>2026-07-29</w:t>
+      <w:t>2026-07-30</w:t>
       <w:br/>
       <w:br/>
     </w:r>

--- a/tillsyn/A 23643-2026 tillsynsbegäran.docx
+++ b/tillsyn/A 23643-2026 tillsynsbegäran.docx
@@ -552,7 +552,7 @@
     <w:r>
       <w:tab/>
       <w:tab/>
-      <w:t>2026-07-30</w:t>
+      <w:t>2026-07-31</w:t>
       <w:br/>
       <w:br/>
     </w:r>

--- a/tillsyn/A 23643-2026 tillsynsbegäran.docx
+++ b/tillsyn/A 23643-2026 tillsynsbegäran.docx
@@ -552,7 +552,7 @@
     <w:r>
       <w:tab/>
       <w:tab/>
-      <w:t>2026-07-31</w:t>
+      <w:t>2026-08-01</w:t>
       <w:br/>
       <w:br/>
     </w:r>

--- a/tillsyn/A 23643-2026 tillsynsbegäran.docx
+++ b/tillsyn/A 23643-2026 tillsynsbegäran.docx
@@ -552,7 +552,7 @@
     <w:r>
       <w:tab/>
       <w:tab/>
-      <w:t>2026-08-01</w:t>
+      <w:t>2026-08-02</w:t>
       <w:br/>
       <w:br/>
     </w:r>

--- a/tillsyn/A 23643-2026 tillsynsbegäran.docx
+++ b/tillsyn/A 23643-2026 tillsynsbegäran.docx
@@ -552,7 +552,7 @@
     <w:r>
       <w:tab/>
       <w:tab/>
-      <w:t>2026-08-02</w:t>
+      <w:t>2026-08-03</w:t>
       <w:br/>
       <w:br/>
     </w:r>

--- a/tillsyn/A 23643-2026 tillsynsbegäran.docx
+++ b/tillsyn/A 23643-2026 tillsynsbegäran.docx
@@ -552,7 +552,7 @@
     <w:r>
       <w:tab/>
       <w:tab/>
-      <w:t>2026-08-03</w:t>
+      <w:t>2026-08-04</w:t>
       <w:br/>
       <w:br/>
     </w:r>

--- a/tillsyn/A 23643-2026 tillsynsbegäran.docx
+++ b/tillsyn/A 23643-2026 tillsynsbegäran.docx
@@ -552,7 +552,7 @@
     <w:r>
       <w:tab/>
       <w:tab/>
-      <w:t>2026-08-04</w:t>
+      <w:t>2026-08-05</w:t>
       <w:br/>
       <w:br/>
     </w:r>

--- a/tillsyn/A 23643-2026 tillsynsbegäran.docx
+++ b/tillsyn/A 23643-2026 tillsynsbegäran.docx
@@ -552,7 +552,7 @@
     <w:r>
       <w:tab/>
       <w:tab/>
-      <w:t>2026-08-05</w:t>
+      <w:t>2026-08-07</w:t>
       <w:br/>
       <w:br/>
     </w:r>

--- a/tillsyn/A 23643-2026 tillsynsbegäran.docx
+++ b/tillsyn/A 23643-2026 tillsynsbegäran.docx
@@ -552,7 +552,7 @@
     <w:r>
       <w:tab/>
       <w:tab/>
-      <w:t>2026-08-07</w:t>
+      <w:t>2026-08-08</w:t>
       <w:br/>
       <w:br/>
     </w:r>

--- a/tillsyn/A 23643-2026 tillsynsbegäran.docx
+++ b/tillsyn/A 23643-2026 tillsynsbegäran.docx
@@ -60,7 +60,7 @@
         <w:spacing w:after="240"/>
       </w:pPr>
       <w:r>
-        <w:t>Figur 1. Fyndplatser för naturvårdsarter i och inom 6 meter från avverkningsanmälan. Markörer utan svart kant är placerade på fyndplatsen. Markörer med svart kant är placerade vid sidan av fyndplatsen har ett svart streck som visar fyndplatsens exakta position. Kartans mittpunktskoordinat är N 6952936, E 478644 i SWEREF 99 TM.</w:t>
+        <w:t>Figur 1. Fyndplatser för naturvårdsarter i och inom 6 meter från avverkningsanmälan. Markörer utan svart kant är placerade på fyndplatsen. Markörer med svart kant är placerade vid sidan av fyndplatsen och har ett svart streck som visar fyndplatsens exakta position. Kartans mittpunktskoordinat är N 6952936, E 478644 i SWEREF 99 TM.</w:t>
       </w:r>
     </w:p>
     <w:p>
@@ -552,7 +552,7 @@
     <w:r>
       <w:tab/>
       <w:tab/>
-      <w:t>2026-08-14</w:t>
+      <w:t>2026-08-15</w:t>
       <w:br/>
       <w:br/>
     </w:r>

--- a/tillsyn/A 23643-2026 tillsynsbegäran.docx
+++ b/tillsyn/A 23643-2026 tillsynsbegäran.docx
@@ -552,7 +552,7 @@
     <w:r>
       <w:tab/>
       <w:tab/>
-      <w:t>2026-08-15</w:t>
+      <w:t>2026-08-16</w:t>
       <w:br/>
       <w:br/>
     </w:r>

--- a/tillsyn/A 23643-2026 tillsynsbegäran.docx
+++ b/tillsyn/A 23643-2026 tillsynsbegäran.docx
@@ -552,7 +552,7 @@
     <w:r>
       <w:tab/>
       <w:tab/>
-      <w:t>2026-08-16</w:t>
+      <w:t>2026-08-17</w:t>
       <w:br/>
       <w:br/>
     </w:r>

--- a/tillsyn/A 23643-2026 tillsynsbegäran.docx
+++ b/tillsyn/A 23643-2026 tillsynsbegäran.docx
@@ -552,7 +552,7 @@
     <w:r>
       <w:tab/>
       <w:tab/>
-      <w:t>2026-08-17</w:t>
+      <w:t>2026-08-18</w:t>
       <w:br/>
       <w:br/>
     </w:r>

--- a/tillsyn/A 23643-2026 tillsynsbegäran.docx
+++ b/tillsyn/A 23643-2026 tillsynsbegäran.docx
@@ -552,7 +552,7 @@
     <w:r>
       <w:tab/>
       <w:tab/>
-      <w:t>2026-08-18</w:t>
+      <w:t>2026-08-19</w:t>
       <w:br/>
       <w:br/>
     </w:r>

--- a/tillsyn/A 23643-2026 tillsynsbegäran.docx
+++ b/tillsyn/A 23643-2026 tillsynsbegäran.docx
@@ -552,7 +552,7 @@
     <w:r>
       <w:tab/>
       <w:tab/>
-      <w:t>2026-08-19</w:t>
+      <w:t>2026-08-20</w:t>
       <w:br/>
       <w:br/>
     </w:r>

--- a/tillsyn/A 23643-2026 tillsynsbegäran.docx
+++ b/tillsyn/A 23643-2026 tillsynsbegäran.docx
@@ -552,7 +552,7 @@
     <w:r>
       <w:tab/>
       <w:tab/>
-      <w:t>2026-08-20</w:t>
+      <w:t>2026-08-21</w:t>
       <w:br/>
       <w:br/>
     </w:r>

--- a/tillsyn/A 23643-2026 tillsynsbegäran.docx
+++ b/tillsyn/A 23643-2026 tillsynsbegäran.docx
@@ -552,7 +552,7 @@
     <w:r>
       <w:tab/>
       <w:tab/>
-      <w:t>2026-08-21</w:t>
+      <w:t>2026-08-22</w:t>
       <w:br/>
       <w:br/>
     </w:r>

--- a/tillsyn/A 23643-2026 tillsynsbegäran.docx
+++ b/tillsyn/A 23643-2026 tillsynsbegäran.docx
@@ -552,7 +552,7 @@
     <w:r>
       <w:tab/>
       <w:tab/>
-      <w:t>2026-08-22</w:t>
+      <w:t>2026-08-23</w:t>
       <w:br/>
       <w:br/>
     </w:r>

--- a/tillsyn/A 23643-2026 tillsynsbegäran.docx
+++ b/tillsyn/A 23643-2026 tillsynsbegäran.docx
@@ -552,7 +552,7 @@
     <w:r>
       <w:tab/>
       <w:tab/>
-      <w:t>2026-08-23</w:t>
+      <w:t>2026-08-24</w:t>
       <w:br/>
       <w:br/>
     </w:r>

--- a/tillsyn/A 23643-2026 tillsynsbegäran.docx
+++ b/tillsyn/A 23643-2026 tillsynsbegäran.docx
@@ -552,7 +552,7 @@
     <w:r>
       <w:tab/>
       <w:tab/>
-      <w:t>2026-08-24</w:t>
+      <w:t>2026-08-25</w:t>
       <w:br/>
       <w:br/>
     </w:r>

--- a/tillsyn/A 23643-2026 tillsynsbegäran.docx
+++ b/tillsyn/A 23643-2026 tillsynsbegäran.docx
@@ -552,7 +552,7 @@
     <w:r>
       <w:tab/>
       <w:tab/>
-      <w:t>2026-08-25</w:t>
+      <w:t>2026-08-26</w:t>
       <w:br/>
       <w:br/>
     </w:r>

--- a/tillsyn/A 23643-2026 tillsynsbegäran.docx
+++ b/tillsyn/A 23643-2026 tillsynsbegäran.docx
@@ -552,7 +552,7 @@
     <w:r>
       <w:tab/>
       <w:tab/>
-      <w:t>2026-08-26</w:t>
+      <w:t>2026-08-27</w:t>
       <w:br/>
       <w:br/>
     </w:r>

--- a/tillsyn/A 23643-2026 tillsynsbegäran.docx
+++ b/tillsyn/A 23643-2026 tillsynsbegäran.docx
@@ -552,7 +552,7 @@
     <w:r>
       <w:tab/>
       <w:tab/>
-      <w:t>2026-08-27</w:t>
+      <w:t>2026-08-28</w:t>
       <w:br/>
       <w:br/>
     </w:r>

--- a/tillsyn/A 23643-2026 tillsynsbegäran.docx
+++ b/tillsyn/A 23643-2026 tillsynsbegäran.docx
@@ -552,7 +552,7 @@
     <w:r>
       <w:tab/>
       <w:tab/>
-      <w:t>2026-08-28</w:t>
+      <w:t>2026-08-29</w:t>
       <w:br/>
       <w:br/>
     </w:r>

--- a/tillsyn/A 23643-2026 tillsynsbegäran.docx
+++ b/tillsyn/A 23643-2026 tillsynsbegäran.docx
@@ -552,7 +552,7 @@
     <w:r>
       <w:tab/>
       <w:tab/>
-      <w:t>2026-08-29</w:t>
+      <w:t>2026-08-31</w:t>
       <w:br/>
       <w:br/>
     </w:r>

--- a/tillsyn/A 23643-2026 tillsynsbegäran.docx
+++ b/tillsyn/A 23643-2026 tillsynsbegäran.docx
@@ -552,7 +552,7 @@
     <w:r>
       <w:tab/>
       <w:tab/>
-      <w:t>2026-08-31</w:t>
+      <w:t>2026-09-01</w:t>
       <w:br/>
       <w:br/>
     </w:r>

--- a/tillsyn/A 23643-2026 tillsynsbegäran.docx
+++ b/tillsyn/A 23643-2026 tillsynsbegäran.docx
@@ -552,7 +552,7 @@
     <w:r>
       <w:tab/>
       <w:tab/>
-      <w:t>2026-09-01</w:t>
+      <w:t>2026-09-02</w:t>
       <w:br/>
       <w:br/>
     </w:r>

--- a/tillsyn/A 23643-2026 tillsynsbegäran.docx
+++ b/tillsyn/A 23643-2026 tillsynsbegäran.docx
@@ -552,7 +552,7 @@
     <w:r>
       <w:tab/>
       <w:tab/>
-      <w:t>2026-09-02</w:t>
+      <w:t>2026-09-03</w:t>
       <w:br/>
       <w:br/>
     </w:r>

--- a/tillsyn/A 23643-2026 tillsynsbegäran.docx
+++ b/tillsyn/A 23643-2026 tillsynsbegäran.docx
@@ -552,7 +552,7 @@
     <w:r>
       <w:tab/>
       <w:tab/>
-      <w:t>2026-09-03</w:t>
+      <w:t>2026-09-04</w:t>
       <w:br/>
       <w:br/>
     </w:r>

--- a/tillsyn/A 23643-2026 tillsynsbegäran.docx
+++ b/tillsyn/A 23643-2026 tillsynsbegäran.docx
@@ -552,7 +552,7 @@
     <w:r>
       <w:tab/>
       <w:tab/>
-      <w:t>2026-09-04</w:t>
+      <w:t>2026-09-05</w:t>
       <w:br/>
       <w:br/>
     </w:r>

--- a/tillsyn/A 23643-2026 tillsynsbegäran.docx
+++ b/tillsyn/A 23643-2026 tillsynsbegäran.docx
@@ -552,7 +552,7 @@
     <w:r>
       <w:tab/>
       <w:tab/>
-      <w:t>2026-09-05</w:t>
+      <w:t>2026-09-06</w:t>
       <w:br/>
       <w:br/>
     </w:r>

--- a/tillsyn/A 23643-2026 tillsynsbegäran.docx
+++ b/tillsyn/A 23643-2026 tillsynsbegäran.docx
@@ -552,7 +552,7 @@
     <w:r>
       <w:tab/>
       <w:tab/>
-      <w:t>2026-09-06</w:t>
+      <w:t>2026-09-07</w:t>
       <w:br/>
       <w:br/>
     </w:r>

--- a/tillsyn/A 23643-2026 tillsynsbegäran.docx
+++ b/tillsyn/A 23643-2026 tillsynsbegäran.docx
@@ -552,7 +552,7 @@
     <w:r>
       <w:tab/>
       <w:tab/>
-      <w:t>2026-09-07</w:t>
+      <w:t>2026-09-08</w:t>
       <w:br/>
       <w:br/>
     </w:r>

--- a/tillsyn/A 23643-2026 tillsynsbegäran.docx
+++ b/tillsyn/A 23643-2026 tillsynsbegäran.docx
@@ -552,7 +552,7 @@
     <w:r>
       <w:tab/>
       <w:tab/>
-      <w:t>2026-09-08</w:t>
+      <w:t>2026-09-09</w:t>
       <w:br/>
       <w:br/>
     </w:r>

--- a/tillsyn/A 23643-2026 tillsynsbegäran.docx
+++ b/tillsyn/A 23643-2026 tillsynsbegäran.docx
@@ -552,7 +552,7 @@
     <w:r>
       <w:tab/>
       <w:tab/>
-      <w:t>2026-09-09</w:t>
+      <w:t>2026-09-10</w:t>
       <w:br/>
       <w:br/>
     </w:r>

--- a/tillsyn/A 23643-2026 tillsynsbegäran.docx
+++ b/tillsyn/A 23643-2026 tillsynsbegäran.docx
@@ -552,7 +552,7 @@
     <w:r>
       <w:tab/>
       <w:tab/>
-      <w:t>2026-09-10</w:t>
+      <w:t>2026-09-11</w:t>
       <w:br/>
       <w:br/>
     </w:r>

--- a/tillsyn/A 23643-2026 tillsynsbegäran.docx
+++ b/tillsyn/A 23643-2026 tillsynsbegäran.docx
@@ -552,7 +552,7 @@
     <w:r>
       <w:tab/>
       <w:tab/>
-      <w:t>2026-09-11</w:t>
+      <w:t>2026-09-12</w:t>
       <w:br/>
       <w:br/>
     </w:r>

--- a/tillsyn/A 23643-2026 tillsynsbegäran.docx
+++ b/tillsyn/A 23643-2026 tillsynsbegäran.docx
@@ -552,7 +552,7 @@
     <w:r>
       <w:tab/>
       <w:tab/>
-      <w:t>2026-09-12</w:t>
+      <w:t>2026-09-13</w:t>
       <w:br/>
       <w:br/>
     </w:r>
